--- a/Practical No 2.docx
+++ b/Practical No 2.docx
@@ -182,6 +182,143 @@
           <w:lang w:val="en-US"/>
         </w:rPr>
       </w:pPr>
+    </w:p>
+    <w:p>
+      <w:r>
+        <w:drawing>
+          <wp:inline distT="0" distB="0" distL="114300" distR="114300">
+            <wp:extent cx="5267325" cy="864235"/>
+            <wp:effectExtent l="0" t="0" r="9525" b="12065"/>
+            <wp:docPr id="1" name="Picture 1"/>
+            <wp:cNvGraphicFramePr>
+              <a:graphicFrameLocks xmlns:a="http://schemas.openxmlformats.org/drawingml/2006/main" noChangeAspect="1"/>
+            </wp:cNvGraphicFramePr>
+            <a:graphic xmlns:a="http://schemas.openxmlformats.org/drawingml/2006/main">
+              <a:graphicData uri="http://schemas.openxmlformats.org/drawingml/2006/picture">
+                <pic:pic xmlns:pic="http://schemas.openxmlformats.org/drawingml/2006/picture">
+                  <pic:nvPicPr>
+                    <pic:cNvPr id="1" name="Picture 1"/>
+                    <pic:cNvPicPr>
+                      <a:picLocks noChangeAspect="1"/>
+                    </pic:cNvPicPr>
+                  </pic:nvPicPr>
+                  <pic:blipFill>
+                    <a:blip r:embed="rId4"/>
+                    <a:stretch>
+                      <a:fillRect/>
+                    </a:stretch>
+                  </pic:blipFill>
+                  <pic:spPr>
+                    <a:xfrm>
+                      <a:off x="0" y="0"/>
+                      <a:ext cx="5267325" cy="864235"/>
+                    </a:xfrm>
+                    <a:prstGeom prst="rect">
+                      <a:avLst/>
+                    </a:prstGeom>
+                    <a:noFill/>
+                    <a:ln>
+                      <a:noFill/>
+                    </a:ln>
+                  </pic:spPr>
+                </pic:pic>
+              </a:graphicData>
+            </a:graphic>
+          </wp:inline>
+        </w:drawing>
+      </w:r>
+    </w:p>
+    <w:p/>
+    <w:p>
+      <w:r>
+        <w:drawing>
+          <wp:inline distT="0" distB="0" distL="114300" distR="114300">
+            <wp:extent cx="5270500" cy="3985260"/>
+            <wp:effectExtent l="0" t="0" r="6350" b="15240"/>
+            <wp:docPr id="2" name="Picture 2"/>
+            <wp:cNvGraphicFramePr>
+              <a:graphicFrameLocks xmlns:a="http://schemas.openxmlformats.org/drawingml/2006/main" noChangeAspect="1"/>
+            </wp:cNvGraphicFramePr>
+            <a:graphic xmlns:a="http://schemas.openxmlformats.org/drawingml/2006/main">
+              <a:graphicData uri="http://schemas.openxmlformats.org/drawingml/2006/picture">
+                <pic:pic xmlns:pic="http://schemas.openxmlformats.org/drawingml/2006/picture">
+                  <pic:nvPicPr>
+                    <pic:cNvPr id="2" name="Picture 2"/>
+                    <pic:cNvPicPr>
+                      <a:picLocks noChangeAspect="1"/>
+                    </pic:cNvPicPr>
+                  </pic:nvPicPr>
+                  <pic:blipFill>
+                    <a:blip r:embed="rId5"/>
+                    <a:stretch>
+                      <a:fillRect/>
+                    </a:stretch>
+                  </pic:blipFill>
+                  <pic:spPr>
+                    <a:xfrm>
+                      <a:off x="0" y="0"/>
+                      <a:ext cx="5270500" cy="3985260"/>
+                    </a:xfrm>
+                    <a:prstGeom prst="rect">
+                      <a:avLst/>
+                    </a:prstGeom>
+                    <a:noFill/>
+                    <a:ln>
+                      <a:noFill/>
+                    </a:ln>
+                  </pic:spPr>
+                </pic:pic>
+              </a:graphicData>
+            </a:graphic>
+          </wp:inline>
+        </w:drawing>
+      </w:r>
+    </w:p>
+    <w:p/>
+    <w:p>
+      <w:r>
+        <w:drawing>
+          <wp:inline distT="0" distB="0" distL="114300" distR="114300">
+            <wp:extent cx="5266690" cy="1957070"/>
+            <wp:effectExtent l="0" t="0" r="10160" b="5080"/>
+            <wp:docPr id="3" name="Picture 3"/>
+            <wp:cNvGraphicFramePr>
+              <a:graphicFrameLocks xmlns:a="http://schemas.openxmlformats.org/drawingml/2006/main" noChangeAspect="1"/>
+            </wp:cNvGraphicFramePr>
+            <a:graphic xmlns:a="http://schemas.openxmlformats.org/drawingml/2006/main">
+              <a:graphicData uri="http://schemas.openxmlformats.org/drawingml/2006/picture">
+                <pic:pic xmlns:pic="http://schemas.openxmlformats.org/drawingml/2006/picture">
+                  <pic:nvPicPr>
+                    <pic:cNvPr id="3" name="Picture 3"/>
+                    <pic:cNvPicPr>
+                      <a:picLocks noChangeAspect="1"/>
+                    </pic:cNvPicPr>
+                  </pic:nvPicPr>
+                  <pic:blipFill>
+                    <a:blip r:embed="rId6"/>
+                    <a:stretch>
+                      <a:fillRect/>
+                    </a:stretch>
+                  </pic:blipFill>
+                  <pic:spPr>
+                    <a:xfrm>
+                      <a:off x="0" y="0"/>
+                      <a:ext cx="5266690" cy="1957070"/>
+                    </a:xfrm>
+                    <a:prstGeom prst="rect">
+                      <a:avLst/>
+                    </a:prstGeom>
+                    <a:noFill/>
+                    <a:ln>
+                      <a:noFill/>
+                    </a:ln>
+                  </pic:spPr>
+                </pic:pic>
+              </a:graphicData>
+            </a:graphic>
+          </wp:inline>
+        </w:drawing>
+      </w:r>
     </w:p>
     <w:p>
       <w:pPr>

--- a/Practical No 2.docx
+++ b/Practical No 2.docx
@@ -183,13 +183,17 @@
         </w:rPr>
       </w:pPr>
     </w:p>
+    <w:p/>
+    <w:p/>
+    <w:p/>
+    <w:p/>
     <w:p>
       <w:r>
         <w:drawing>
           <wp:inline distT="0" distB="0" distL="114300" distR="114300">
-            <wp:extent cx="5267325" cy="864235"/>
-            <wp:effectExtent l="0" t="0" r="9525" b="12065"/>
-            <wp:docPr id="1" name="Picture 1"/>
+            <wp:extent cx="5273675" cy="2080260"/>
+            <wp:effectExtent l="0" t="0" r="3175" b="15240"/>
+            <wp:docPr id="3" name="Picture 1"/>
             <wp:cNvGraphicFramePr>
               <a:graphicFrameLocks xmlns:a="http://schemas.openxmlformats.org/drawingml/2006/main" noChangeAspect="1"/>
             </wp:cNvGraphicFramePr>
@@ -197,7 +201,7 @@
               <a:graphicData uri="http://schemas.openxmlformats.org/drawingml/2006/picture">
                 <pic:pic xmlns:pic="http://schemas.openxmlformats.org/drawingml/2006/picture">
                   <pic:nvPicPr>
-                    <pic:cNvPr id="1" name="Picture 1"/>
+                    <pic:cNvPr id="3" name="Picture 1"/>
                     <pic:cNvPicPr>
                       <a:picLocks noChangeAspect="1"/>
                     </pic:cNvPicPr>
@@ -211,7 +215,7 @@
                   <pic:spPr>
                     <a:xfrm>
                       <a:off x="0" y="0"/>
-                      <a:ext cx="5267325" cy="864235"/>
+                      <a:ext cx="5273675" cy="2080260"/>
                     </a:xfrm>
                     <a:prstGeom prst="rect">
                       <a:avLst/>
@@ -233,9 +237,9 @@
       <w:r>
         <w:drawing>
           <wp:inline distT="0" distB="0" distL="114300" distR="114300">
-            <wp:extent cx="5270500" cy="3985260"/>
-            <wp:effectExtent l="0" t="0" r="6350" b="15240"/>
-            <wp:docPr id="2" name="Picture 2"/>
+            <wp:extent cx="5273675" cy="1911350"/>
+            <wp:effectExtent l="0" t="0" r="3175" b="12700"/>
+            <wp:docPr id="4" name="Picture 2"/>
             <wp:cNvGraphicFramePr>
               <a:graphicFrameLocks xmlns:a="http://schemas.openxmlformats.org/drawingml/2006/main" noChangeAspect="1"/>
             </wp:cNvGraphicFramePr>
@@ -243,7 +247,7 @@
               <a:graphicData uri="http://schemas.openxmlformats.org/drawingml/2006/picture">
                 <pic:pic xmlns:pic="http://schemas.openxmlformats.org/drawingml/2006/picture">
                   <pic:nvPicPr>
-                    <pic:cNvPr id="2" name="Picture 2"/>
+                    <pic:cNvPr id="4" name="Picture 2"/>
                     <pic:cNvPicPr>
                       <a:picLocks noChangeAspect="1"/>
                     </pic:cNvPicPr>
@@ -257,7 +261,7 @@
                   <pic:spPr>
                     <a:xfrm>
                       <a:off x="0" y="0"/>
-                      <a:ext cx="5270500" cy="3985260"/>
+                      <a:ext cx="5273675" cy="1911350"/>
                     </a:xfrm>
                     <a:prstGeom prst="rect">
                       <a:avLst/>
@@ -279,9 +283,9 @@
       <w:r>
         <w:drawing>
           <wp:inline distT="0" distB="0" distL="114300" distR="114300">
-            <wp:extent cx="5266690" cy="1957070"/>
-            <wp:effectExtent l="0" t="0" r="10160" b="5080"/>
-            <wp:docPr id="3" name="Picture 3"/>
+            <wp:extent cx="5268595" cy="1971040"/>
+            <wp:effectExtent l="0" t="0" r="8255" b="10160"/>
+            <wp:docPr id="5" name="Picture 3"/>
             <wp:cNvGraphicFramePr>
               <a:graphicFrameLocks xmlns:a="http://schemas.openxmlformats.org/drawingml/2006/main" noChangeAspect="1"/>
             </wp:cNvGraphicFramePr>
@@ -289,7 +293,7 @@
               <a:graphicData uri="http://schemas.openxmlformats.org/drawingml/2006/picture">
                 <pic:pic xmlns:pic="http://schemas.openxmlformats.org/drawingml/2006/picture">
                   <pic:nvPicPr>
-                    <pic:cNvPr id="3" name="Picture 3"/>
+                    <pic:cNvPr id="5" name="Picture 3"/>
                     <pic:cNvPicPr>
                       <a:picLocks noChangeAspect="1"/>
                     </pic:cNvPicPr>
@@ -303,7 +307,7 @@
                   <pic:spPr>
                     <a:xfrm>
                       <a:off x="0" y="0"/>
-                      <a:ext cx="5266690" cy="1957070"/>
+                      <a:ext cx="5268595" cy="1971040"/>
                     </a:xfrm>
                     <a:prstGeom prst="rect">
                       <a:avLst/>
@@ -320,15 +324,64 @@
         </w:drawing>
       </w:r>
     </w:p>
-    <w:p>
-      <w:pPr>
-        <w:rPr>
-          <w:rFonts w:hint="default"/>
-          <w:lang w:val="en-US"/>
-        </w:rPr>
-      </w:pPr>
+    <w:p/>
+    <w:p>
+      <w:r>
+        <w:drawing>
+          <wp:inline distT="0" distB="0" distL="114300" distR="114300">
+            <wp:extent cx="5267960" cy="3664585"/>
+            <wp:effectExtent l="0" t="0" r="8890" b="12065"/>
+            <wp:docPr id="6" name="Picture 4"/>
+            <wp:cNvGraphicFramePr>
+              <a:graphicFrameLocks xmlns:a="http://schemas.openxmlformats.org/drawingml/2006/main" noChangeAspect="1"/>
+            </wp:cNvGraphicFramePr>
+            <a:graphic xmlns:a="http://schemas.openxmlformats.org/drawingml/2006/main">
+              <a:graphicData uri="http://schemas.openxmlformats.org/drawingml/2006/picture">
+                <pic:pic xmlns:pic="http://schemas.openxmlformats.org/drawingml/2006/picture">
+                  <pic:nvPicPr>
+                    <pic:cNvPr id="6" name="Picture 4"/>
+                    <pic:cNvPicPr>
+                      <a:picLocks noChangeAspect="1"/>
+                    </pic:cNvPicPr>
+                  </pic:nvPicPr>
+                  <pic:blipFill>
+                    <a:blip r:embed="rId7"/>
+                    <a:stretch>
+                      <a:fillRect/>
+                    </a:stretch>
+                  </pic:blipFill>
+                  <pic:spPr>
+                    <a:xfrm>
+                      <a:off x="0" y="0"/>
+                      <a:ext cx="5267960" cy="3664585"/>
+                    </a:xfrm>
+                    <a:prstGeom prst="rect">
+                      <a:avLst/>
+                    </a:prstGeom>
+                    <a:noFill/>
+                    <a:ln>
+                      <a:noFill/>
+                    </a:ln>
+                  </pic:spPr>
+                </pic:pic>
+              </a:graphicData>
+            </a:graphic>
+          </wp:inline>
+        </w:drawing>
+      </w:r>
+    </w:p>
+    <w:p/>
+    <w:p>
       <w:bookmarkStart w:id="0" w:name="_GoBack"/>
       <w:bookmarkEnd w:id="0"/>
+    </w:p>
+    <w:p>
+      <w:pPr>
+        <w:rPr>
+          <w:rFonts w:hint="default"/>
+          <w:lang w:val="en-US"/>
+        </w:rPr>
+      </w:pPr>
     </w:p>
     <w:sectPr>
       <w:pgSz w:w="11906" w:h="16838"/>
@@ -416,7 +469,7 @@
     <w:lsdException w:qFormat="1" w:unhideWhenUsed="0" w:uiPriority="0" w:semiHidden="0" w:name="Title"/>
     <w:lsdException w:unhideWhenUsed="0" w:uiPriority="0" w:semiHidden="0" w:name="Closing"/>
     <w:lsdException w:unhideWhenUsed="0" w:uiPriority="0" w:semiHidden="0" w:name="Signature"/>
-    <w:lsdException w:unhideWhenUsed="0" w:uiPriority="0" w:name="Default Paragraph Font"/>
+    <w:lsdException w:qFormat="1" w:unhideWhenUsed="0" w:uiPriority="0" w:name="Default Paragraph Font"/>
     <w:lsdException w:unhideWhenUsed="0" w:uiPriority="0" w:semiHidden="0" w:name="Body Text"/>
     <w:lsdException w:unhideWhenUsed="0" w:uiPriority="0" w:semiHidden="0" w:name="Body Text Indent"/>
     <w:lsdException w:unhideWhenUsed="0" w:uiPriority="0" w:semiHidden="0" w:name="List Continue"/>
@@ -454,7 +507,7 @@
     <w:lsdException w:unhideWhenUsed="0" w:uiPriority="0" w:semiHidden="0" w:name="HTML Sample"/>
     <w:lsdException w:unhideWhenUsed="0" w:uiPriority="0" w:semiHidden="0" w:name="HTML Typewriter"/>
     <w:lsdException w:unhideWhenUsed="0" w:uiPriority="0" w:semiHidden="0" w:name="HTML Variable"/>
-    <w:lsdException w:unhideWhenUsed="0" w:uiPriority="0" w:name="Normal Table"/>
+    <w:lsdException w:qFormat="1" w:unhideWhenUsed="0" w:uiPriority="0" w:name="Normal Table"/>
     <w:lsdException w:unhideWhenUsed="0" w:uiPriority="0" w:semiHidden="0" w:name="annotation subject"/>
     <w:lsdException w:unhideWhenUsed="0" w:uiPriority="0" w:semiHidden="0" w:name="Table Simple 1"/>
     <w:lsdException w:unhideWhenUsed="0" w:uiPriority="0" w:semiHidden="0" w:name="Table Simple 2"/>
@@ -612,11 +665,13 @@
   <w:style w:type="character" w:default="1" w:styleId="2">
     <w:name w:val="Default Paragraph Font"/>
     <w:semiHidden/>
+    <w:qFormat/>
     <w:uiPriority w:val="0"/>
   </w:style>
   <w:style w:type="table" w:default="1" w:styleId="3">
     <w:name w:val="Normal Table"/>
     <w:semiHidden/>
+    <w:qFormat/>
     <w:uiPriority w:val="0"/>
     <w:tblPr>
       <w:tblCellMar>

--- a/Practical No 2.docx
+++ b/Practical No 2.docx
@@ -371,10 +371,1598 @@
       </w:r>
     </w:p>
     <w:p/>
+    <w:p/>
+    <w:p/>
+    <w:p/>
+    <w:p/>
+    <w:p/>
+    <w:p/>
+    <w:p/>
+    <w:p/>
+    <w:p/>
+    <w:p>
+      <w:r>
+        <w:drawing>
+          <wp:inline distT="0" distB="0" distL="114300" distR="114300">
+            <wp:extent cx="5268595" cy="3001010"/>
+            <wp:effectExtent l="0" t="0" r="8255" b="8890"/>
+            <wp:docPr id="1" name="Picture 1"/>
+            <wp:cNvGraphicFramePr>
+              <a:graphicFrameLocks xmlns:a="http://schemas.openxmlformats.org/drawingml/2006/main" noChangeAspect="1"/>
+            </wp:cNvGraphicFramePr>
+            <a:graphic xmlns:a="http://schemas.openxmlformats.org/drawingml/2006/main">
+              <a:graphicData uri="http://schemas.openxmlformats.org/drawingml/2006/picture">
+                <pic:pic xmlns:pic="http://schemas.openxmlformats.org/drawingml/2006/picture">
+                  <pic:nvPicPr>
+                    <pic:cNvPr id="1" name="Picture 1"/>
+                    <pic:cNvPicPr>
+                      <a:picLocks noChangeAspect="1"/>
+                    </pic:cNvPicPr>
+                  </pic:nvPicPr>
+                  <pic:blipFill>
+                    <a:blip r:embed="rId8"/>
+                    <a:stretch>
+                      <a:fillRect/>
+                    </a:stretch>
+                  </pic:blipFill>
+                  <pic:spPr>
+                    <a:xfrm>
+                      <a:off x="0" y="0"/>
+                      <a:ext cx="5268595" cy="3001010"/>
+                    </a:xfrm>
+                    <a:prstGeom prst="rect">
+                      <a:avLst/>
+                    </a:prstGeom>
+                    <a:noFill/>
+                    <a:ln>
+                      <a:noFill/>
+                    </a:ln>
+                  </pic:spPr>
+                </pic:pic>
+              </a:graphicData>
+            </a:graphic>
+          </wp:inline>
+        </w:drawing>
+      </w:r>
+    </w:p>
+    <w:p/>
+    <w:p>
+      <w:r>
+        <w:drawing>
+          <wp:inline distT="0" distB="0" distL="114300" distR="114300">
+            <wp:extent cx="5265420" cy="1928495"/>
+            <wp:effectExtent l="0" t="0" r="11430" b="14605"/>
+            <wp:docPr id="2" name="Picture 2"/>
+            <wp:cNvGraphicFramePr>
+              <a:graphicFrameLocks xmlns:a="http://schemas.openxmlformats.org/drawingml/2006/main" noChangeAspect="1"/>
+            </wp:cNvGraphicFramePr>
+            <a:graphic xmlns:a="http://schemas.openxmlformats.org/drawingml/2006/main">
+              <a:graphicData uri="http://schemas.openxmlformats.org/drawingml/2006/picture">
+                <pic:pic xmlns:pic="http://schemas.openxmlformats.org/drawingml/2006/picture">
+                  <pic:nvPicPr>
+                    <pic:cNvPr id="2" name="Picture 2"/>
+                    <pic:cNvPicPr>
+                      <a:picLocks noChangeAspect="1"/>
+                    </pic:cNvPicPr>
+                  </pic:nvPicPr>
+                  <pic:blipFill>
+                    <a:blip r:embed="rId9"/>
+                    <a:stretch>
+                      <a:fillRect/>
+                    </a:stretch>
+                  </pic:blipFill>
+                  <pic:spPr>
+                    <a:xfrm>
+                      <a:off x="0" y="0"/>
+                      <a:ext cx="5265420" cy="1928495"/>
+                    </a:xfrm>
+                    <a:prstGeom prst="rect">
+                      <a:avLst/>
+                    </a:prstGeom>
+                    <a:noFill/>
+                    <a:ln>
+                      <a:noFill/>
+                    </a:ln>
+                  </pic:spPr>
+                </pic:pic>
+              </a:graphicData>
+            </a:graphic>
+          </wp:inline>
+        </w:drawing>
+      </w:r>
+    </w:p>
+    <w:p/>
+    <w:p>
+      <w:r>
+        <w:drawing>
+          <wp:inline distT="0" distB="0" distL="114300" distR="114300">
+            <wp:extent cx="5268595" cy="2266950"/>
+            <wp:effectExtent l="0" t="0" r="8255" b="0"/>
+            <wp:docPr id="7" name="Picture 3"/>
+            <wp:cNvGraphicFramePr>
+              <a:graphicFrameLocks xmlns:a="http://schemas.openxmlformats.org/drawingml/2006/main" noChangeAspect="1"/>
+            </wp:cNvGraphicFramePr>
+            <a:graphic xmlns:a="http://schemas.openxmlformats.org/drawingml/2006/main">
+              <a:graphicData uri="http://schemas.openxmlformats.org/drawingml/2006/picture">
+                <pic:pic xmlns:pic="http://schemas.openxmlformats.org/drawingml/2006/picture">
+                  <pic:nvPicPr>
+                    <pic:cNvPr id="7" name="Picture 3"/>
+                    <pic:cNvPicPr>
+                      <a:picLocks noChangeAspect="1"/>
+                    </pic:cNvPicPr>
+                  </pic:nvPicPr>
+                  <pic:blipFill>
+                    <a:blip r:embed="rId10"/>
+                    <a:stretch>
+                      <a:fillRect/>
+                    </a:stretch>
+                  </pic:blipFill>
+                  <pic:spPr>
+                    <a:xfrm>
+                      <a:off x="0" y="0"/>
+                      <a:ext cx="5268595" cy="2266950"/>
+                    </a:xfrm>
+                    <a:prstGeom prst="rect">
+                      <a:avLst/>
+                    </a:prstGeom>
+                    <a:noFill/>
+                    <a:ln>
+                      <a:noFill/>
+                    </a:ln>
+                  </pic:spPr>
+                </pic:pic>
+              </a:graphicData>
+            </a:graphic>
+          </wp:inline>
+        </w:drawing>
+      </w:r>
+    </w:p>
+    <w:p/>
+    <w:p>
+      <w:r>
+        <w:drawing>
+          <wp:inline distT="0" distB="0" distL="114300" distR="114300">
+            <wp:extent cx="5270500" cy="2283460"/>
+            <wp:effectExtent l="0" t="0" r="6350" b="2540"/>
+            <wp:docPr id="8" name="Picture 4"/>
+            <wp:cNvGraphicFramePr>
+              <a:graphicFrameLocks xmlns:a="http://schemas.openxmlformats.org/drawingml/2006/main" noChangeAspect="1"/>
+            </wp:cNvGraphicFramePr>
+            <a:graphic xmlns:a="http://schemas.openxmlformats.org/drawingml/2006/main">
+              <a:graphicData uri="http://schemas.openxmlformats.org/drawingml/2006/picture">
+                <pic:pic xmlns:pic="http://schemas.openxmlformats.org/drawingml/2006/picture">
+                  <pic:nvPicPr>
+                    <pic:cNvPr id="8" name="Picture 4"/>
+                    <pic:cNvPicPr>
+                      <a:picLocks noChangeAspect="1"/>
+                    </pic:cNvPicPr>
+                  </pic:nvPicPr>
+                  <pic:blipFill>
+                    <a:blip r:embed="rId11"/>
+                    <a:stretch>
+                      <a:fillRect/>
+                    </a:stretch>
+                  </pic:blipFill>
+                  <pic:spPr>
+                    <a:xfrm>
+                      <a:off x="0" y="0"/>
+                      <a:ext cx="5270500" cy="2283460"/>
+                    </a:xfrm>
+                    <a:prstGeom prst="rect">
+                      <a:avLst/>
+                    </a:prstGeom>
+                    <a:noFill/>
+                    <a:ln>
+                      <a:noFill/>
+                    </a:ln>
+                  </pic:spPr>
+                </pic:pic>
+              </a:graphicData>
+            </a:graphic>
+          </wp:inline>
+        </w:drawing>
+      </w:r>
+    </w:p>
+    <w:p/>
+    <w:p/>
+    <w:p/>
+    <w:p>
+      <w:r>
+        <w:drawing>
+          <wp:inline distT="0" distB="0" distL="114300" distR="114300">
+            <wp:extent cx="5263515" cy="1761490"/>
+            <wp:effectExtent l="0" t="0" r="13335" b="10160"/>
+            <wp:docPr id="9" name="Picture 5"/>
+            <wp:cNvGraphicFramePr>
+              <a:graphicFrameLocks xmlns:a="http://schemas.openxmlformats.org/drawingml/2006/main" noChangeAspect="1"/>
+            </wp:cNvGraphicFramePr>
+            <a:graphic xmlns:a="http://schemas.openxmlformats.org/drawingml/2006/main">
+              <a:graphicData uri="http://schemas.openxmlformats.org/drawingml/2006/picture">
+                <pic:pic xmlns:pic="http://schemas.openxmlformats.org/drawingml/2006/picture">
+                  <pic:nvPicPr>
+                    <pic:cNvPr id="9" name="Picture 5"/>
+                    <pic:cNvPicPr>
+                      <a:picLocks noChangeAspect="1"/>
+                    </pic:cNvPicPr>
+                  </pic:nvPicPr>
+                  <pic:blipFill>
+                    <a:blip r:embed="rId12"/>
+                    <a:stretch>
+                      <a:fillRect/>
+                    </a:stretch>
+                  </pic:blipFill>
+                  <pic:spPr>
+                    <a:xfrm>
+                      <a:off x="0" y="0"/>
+                      <a:ext cx="5263515" cy="1761490"/>
+                    </a:xfrm>
+                    <a:prstGeom prst="rect">
+                      <a:avLst/>
+                    </a:prstGeom>
+                    <a:noFill/>
+                    <a:ln>
+                      <a:noFill/>
+                    </a:ln>
+                  </pic:spPr>
+                </pic:pic>
+              </a:graphicData>
+            </a:graphic>
+          </wp:inline>
+        </w:drawing>
+      </w:r>
+    </w:p>
+    <w:p/>
+    <w:p>
+      <w:r>
+        <w:drawing>
+          <wp:inline distT="0" distB="0" distL="114300" distR="114300">
+            <wp:extent cx="5271135" cy="2150110"/>
+            <wp:effectExtent l="0" t="0" r="5715" b="2540"/>
+            <wp:docPr id="10" name="Picture 6"/>
+            <wp:cNvGraphicFramePr>
+              <a:graphicFrameLocks xmlns:a="http://schemas.openxmlformats.org/drawingml/2006/main" noChangeAspect="1"/>
+            </wp:cNvGraphicFramePr>
+            <a:graphic xmlns:a="http://schemas.openxmlformats.org/drawingml/2006/main">
+              <a:graphicData uri="http://schemas.openxmlformats.org/drawingml/2006/picture">
+                <pic:pic xmlns:pic="http://schemas.openxmlformats.org/drawingml/2006/picture">
+                  <pic:nvPicPr>
+                    <pic:cNvPr id="10" name="Picture 6"/>
+                    <pic:cNvPicPr>
+                      <a:picLocks noChangeAspect="1"/>
+                    </pic:cNvPicPr>
+                  </pic:nvPicPr>
+                  <pic:blipFill>
+                    <a:blip r:embed="rId13"/>
+                    <a:stretch>
+                      <a:fillRect/>
+                    </a:stretch>
+                  </pic:blipFill>
+                  <pic:spPr>
+                    <a:xfrm>
+                      <a:off x="0" y="0"/>
+                      <a:ext cx="5271135" cy="2150110"/>
+                    </a:xfrm>
+                    <a:prstGeom prst="rect">
+                      <a:avLst/>
+                    </a:prstGeom>
+                    <a:noFill/>
+                    <a:ln>
+                      <a:noFill/>
+                    </a:ln>
+                  </pic:spPr>
+                </pic:pic>
+              </a:graphicData>
+            </a:graphic>
+          </wp:inline>
+        </w:drawing>
+      </w:r>
+    </w:p>
+    <w:p/>
+    <w:p>
+      <w:r>
+        <w:drawing>
+          <wp:inline distT="0" distB="0" distL="114300" distR="114300">
+            <wp:extent cx="5271135" cy="1357630"/>
+            <wp:effectExtent l="0" t="0" r="5715" b="13970"/>
+            <wp:docPr id="11" name="Picture 7"/>
+            <wp:cNvGraphicFramePr>
+              <a:graphicFrameLocks xmlns:a="http://schemas.openxmlformats.org/drawingml/2006/main" noChangeAspect="1"/>
+            </wp:cNvGraphicFramePr>
+            <a:graphic xmlns:a="http://schemas.openxmlformats.org/drawingml/2006/main">
+              <a:graphicData uri="http://schemas.openxmlformats.org/drawingml/2006/picture">
+                <pic:pic xmlns:pic="http://schemas.openxmlformats.org/drawingml/2006/picture">
+                  <pic:nvPicPr>
+                    <pic:cNvPr id="11" name="Picture 7"/>
+                    <pic:cNvPicPr>
+                      <a:picLocks noChangeAspect="1"/>
+                    </pic:cNvPicPr>
+                  </pic:nvPicPr>
+                  <pic:blipFill>
+                    <a:blip r:embed="rId14"/>
+                    <a:stretch>
+                      <a:fillRect/>
+                    </a:stretch>
+                  </pic:blipFill>
+                  <pic:spPr>
+                    <a:xfrm>
+                      <a:off x="0" y="0"/>
+                      <a:ext cx="5271135" cy="1357630"/>
+                    </a:xfrm>
+                    <a:prstGeom prst="rect">
+                      <a:avLst/>
+                    </a:prstGeom>
+                    <a:noFill/>
+                    <a:ln>
+                      <a:noFill/>
+                    </a:ln>
+                  </pic:spPr>
+                </pic:pic>
+              </a:graphicData>
+            </a:graphic>
+          </wp:inline>
+        </w:drawing>
+      </w:r>
+    </w:p>
+    <w:p/>
+    <w:p/>
+    <w:p>
+      <w:r>
+        <w:drawing>
+          <wp:inline distT="0" distB="0" distL="114300" distR="114300">
+            <wp:extent cx="5270500" cy="907415"/>
+            <wp:effectExtent l="0" t="0" r="6350" b="6985"/>
+            <wp:docPr id="12" name="Picture 8"/>
+            <wp:cNvGraphicFramePr>
+              <a:graphicFrameLocks xmlns:a="http://schemas.openxmlformats.org/drawingml/2006/main" noChangeAspect="1"/>
+            </wp:cNvGraphicFramePr>
+            <a:graphic xmlns:a="http://schemas.openxmlformats.org/drawingml/2006/main">
+              <a:graphicData uri="http://schemas.openxmlformats.org/drawingml/2006/picture">
+                <pic:pic xmlns:pic="http://schemas.openxmlformats.org/drawingml/2006/picture">
+                  <pic:nvPicPr>
+                    <pic:cNvPr id="12" name="Picture 8"/>
+                    <pic:cNvPicPr>
+                      <a:picLocks noChangeAspect="1"/>
+                    </pic:cNvPicPr>
+                  </pic:nvPicPr>
+                  <pic:blipFill>
+                    <a:blip r:embed="rId15"/>
+                    <a:stretch>
+                      <a:fillRect/>
+                    </a:stretch>
+                  </pic:blipFill>
+                  <pic:spPr>
+                    <a:xfrm>
+                      <a:off x="0" y="0"/>
+                      <a:ext cx="5270500" cy="907415"/>
+                    </a:xfrm>
+                    <a:prstGeom prst="rect">
+                      <a:avLst/>
+                    </a:prstGeom>
+                    <a:noFill/>
+                    <a:ln>
+                      <a:noFill/>
+                    </a:ln>
+                  </pic:spPr>
+                </pic:pic>
+              </a:graphicData>
+            </a:graphic>
+          </wp:inline>
+        </w:drawing>
+      </w:r>
+    </w:p>
+    <w:p/>
+    <w:p>
+      <w:r>
+        <w:drawing>
+          <wp:inline distT="0" distB="0" distL="114300" distR="114300">
+            <wp:extent cx="4724400" cy="1000125"/>
+            <wp:effectExtent l="0" t="0" r="0" b="9525"/>
+            <wp:docPr id="13" name="Picture 9"/>
+            <wp:cNvGraphicFramePr>
+              <a:graphicFrameLocks xmlns:a="http://schemas.openxmlformats.org/drawingml/2006/main" noChangeAspect="1"/>
+            </wp:cNvGraphicFramePr>
+            <a:graphic xmlns:a="http://schemas.openxmlformats.org/drawingml/2006/main">
+              <a:graphicData uri="http://schemas.openxmlformats.org/drawingml/2006/picture">
+                <pic:pic xmlns:pic="http://schemas.openxmlformats.org/drawingml/2006/picture">
+                  <pic:nvPicPr>
+                    <pic:cNvPr id="13" name="Picture 9"/>
+                    <pic:cNvPicPr>
+                      <a:picLocks noChangeAspect="1"/>
+                    </pic:cNvPicPr>
+                  </pic:nvPicPr>
+                  <pic:blipFill>
+                    <a:blip r:embed="rId16"/>
+                    <a:stretch>
+                      <a:fillRect/>
+                    </a:stretch>
+                  </pic:blipFill>
+                  <pic:spPr>
+                    <a:xfrm>
+                      <a:off x="0" y="0"/>
+                      <a:ext cx="4724400" cy="1000125"/>
+                    </a:xfrm>
+                    <a:prstGeom prst="rect">
+                      <a:avLst/>
+                    </a:prstGeom>
+                    <a:noFill/>
+                    <a:ln>
+                      <a:noFill/>
+                    </a:ln>
+                  </pic:spPr>
+                </pic:pic>
+              </a:graphicData>
+            </a:graphic>
+          </wp:inline>
+        </w:drawing>
+      </w:r>
+    </w:p>
+    <w:p/>
+    <w:p/>
+    <w:p>
+      <w:r>
+        <w:drawing>
+          <wp:inline distT="0" distB="0" distL="114300" distR="114300">
+            <wp:extent cx="5266690" cy="1112520"/>
+            <wp:effectExtent l="0" t="0" r="10160" b="11430"/>
+            <wp:docPr id="14" name="Picture 10"/>
+            <wp:cNvGraphicFramePr>
+              <a:graphicFrameLocks xmlns:a="http://schemas.openxmlformats.org/drawingml/2006/main" noChangeAspect="1"/>
+            </wp:cNvGraphicFramePr>
+            <a:graphic xmlns:a="http://schemas.openxmlformats.org/drawingml/2006/main">
+              <a:graphicData uri="http://schemas.openxmlformats.org/drawingml/2006/picture">
+                <pic:pic xmlns:pic="http://schemas.openxmlformats.org/drawingml/2006/picture">
+                  <pic:nvPicPr>
+                    <pic:cNvPr id="14" name="Picture 10"/>
+                    <pic:cNvPicPr>
+                      <a:picLocks noChangeAspect="1"/>
+                    </pic:cNvPicPr>
+                  </pic:nvPicPr>
+                  <pic:blipFill>
+                    <a:blip r:embed="rId17"/>
+                    <a:stretch>
+                      <a:fillRect/>
+                    </a:stretch>
+                  </pic:blipFill>
+                  <pic:spPr>
+                    <a:xfrm>
+                      <a:off x="0" y="0"/>
+                      <a:ext cx="5266690" cy="1112520"/>
+                    </a:xfrm>
+                    <a:prstGeom prst="rect">
+                      <a:avLst/>
+                    </a:prstGeom>
+                    <a:noFill/>
+                    <a:ln>
+                      <a:noFill/>
+                    </a:ln>
+                  </pic:spPr>
+                </pic:pic>
+              </a:graphicData>
+            </a:graphic>
+          </wp:inline>
+        </w:drawing>
+      </w:r>
+    </w:p>
+    <w:p/>
+    <w:p>
+      <w:r>
+        <w:drawing>
+          <wp:inline distT="0" distB="0" distL="114300" distR="114300">
+            <wp:extent cx="5269865" cy="629285"/>
+            <wp:effectExtent l="0" t="0" r="6985" b="18415"/>
+            <wp:docPr id="15" name="Picture 11"/>
+            <wp:cNvGraphicFramePr>
+              <a:graphicFrameLocks xmlns:a="http://schemas.openxmlformats.org/drawingml/2006/main" noChangeAspect="1"/>
+            </wp:cNvGraphicFramePr>
+            <a:graphic xmlns:a="http://schemas.openxmlformats.org/drawingml/2006/main">
+              <a:graphicData uri="http://schemas.openxmlformats.org/drawingml/2006/picture">
+                <pic:pic xmlns:pic="http://schemas.openxmlformats.org/drawingml/2006/picture">
+                  <pic:nvPicPr>
+                    <pic:cNvPr id="15" name="Picture 11"/>
+                    <pic:cNvPicPr>
+                      <a:picLocks noChangeAspect="1"/>
+                    </pic:cNvPicPr>
+                  </pic:nvPicPr>
+                  <pic:blipFill>
+                    <a:blip r:embed="rId18"/>
+                    <a:stretch>
+                      <a:fillRect/>
+                    </a:stretch>
+                  </pic:blipFill>
+                  <pic:spPr>
+                    <a:xfrm>
+                      <a:off x="0" y="0"/>
+                      <a:ext cx="5269865" cy="629285"/>
+                    </a:xfrm>
+                    <a:prstGeom prst="rect">
+                      <a:avLst/>
+                    </a:prstGeom>
+                    <a:noFill/>
+                    <a:ln>
+                      <a:noFill/>
+                    </a:ln>
+                  </pic:spPr>
+                </pic:pic>
+              </a:graphicData>
+            </a:graphic>
+          </wp:inline>
+        </w:drawing>
+      </w:r>
+    </w:p>
+    <w:p/>
+    <w:p/>
+    <w:p>
+      <w:r>
+        <w:drawing>
+          <wp:inline distT="0" distB="0" distL="114300" distR="114300">
+            <wp:extent cx="5269230" cy="1577975"/>
+            <wp:effectExtent l="0" t="0" r="7620" b="3175"/>
+            <wp:docPr id="16" name="Picture 12"/>
+            <wp:cNvGraphicFramePr>
+              <a:graphicFrameLocks xmlns:a="http://schemas.openxmlformats.org/drawingml/2006/main" noChangeAspect="1"/>
+            </wp:cNvGraphicFramePr>
+            <a:graphic xmlns:a="http://schemas.openxmlformats.org/drawingml/2006/main">
+              <a:graphicData uri="http://schemas.openxmlformats.org/drawingml/2006/picture">
+                <pic:pic xmlns:pic="http://schemas.openxmlformats.org/drawingml/2006/picture">
+                  <pic:nvPicPr>
+                    <pic:cNvPr id="16" name="Picture 12"/>
+                    <pic:cNvPicPr>
+                      <a:picLocks noChangeAspect="1"/>
+                    </pic:cNvPicPr>
+                  </pic:nvPicPr>
+                  <pic:blipFill>
+                    <a:blip r:embed="rId19"/>
+                    <a:stretch>
+                      <a:fillRect/>
+                    </a:stretch>
+                  </pic:blipFill>
+                  <pic:spPr>
+                    <a:xfrm>
+                      <a:off x="0" y="0"/>
+                      <a:ext cx="5269230" cy="1577975"/>
+                    </a:xfrm>
+                    <a:prstGeom prst="rect">
+                      <a:avLst/>
+                    </a:prstGeom>
+                    <a:noFill/>
+                    <a:ln>
+                      <a:noFill/>
+                    </a:ln>
+                  </pic:spPr>
+                </pic:pic>
+              </a:graphicData>
+            </a:graphic>
+          </wp:inline>
+        </w:drawing>
+      </w:r>
+    </w:p>
+    <w:p/>
+    <w:p>
+      <w:r>
+        <w:drawing>
+          <wp:inline distT="0" distB="0" distL="114300" distR="114300">
+            <wp:extent cx="5268595" cy="1448435"/>
+            <wp:effectExtent l="0" t="0" r="8255" b="18415"/>
+            <wp:docPr id="17" name="Picture 13"/>
+            <wp:cNvGraphicFramePr>
+              <a:graphicFrameLocks xmlns:a="http://schemas.openxmlformats.org/drawingml/2006/main" noChangeAspect="1"/>
+            </wp:cNvGraphicFramePr>
+            <a:graphic xmlns:a="http://schemas.openxmlformats.org/drawingml/2006/main">
+              <a:graphicData uri="http://schemas.openxmlformats.org/drawingml/2006/picture">
+                <pic:pic xmlns:pic="http://schemas.openxmlformats.org/drawingml/2006/picture">
+                  <pic:nvPicPr>
+                    <pic:cNvPr id="17" name="Picture 13"/>
+                    <pic:cNvPicPr>
+                      <a:picLocks noChangeAspect="1"/>
+                    </pic:cNvPicPr>
+                  </pic:nvPicPr>
+                  <pic:blipFill>
+                    <a:blip r:embed="rId20"/>
+                    <a:stretch>
+                      <a:fillRect/>
+                    </a:stretch>
+                  </pic:blipFill>
+                  <pic:spPr>
+                    <a:xfrm>
+                      <a:off x="0" y="0"/>
+                      <a:ext cx="5268595" cy="1448435"/>
+                    </a:xfrm>
+                    <a:prstGeom prst="rect">
+                      <a:avLst/>
+                    </a:prstGeom>
+                    <a:noFill/>
+                    <a:ln>
+                      <a:noFill/>
+                    </a:ln>
+                  </pic:spPr>
+                </pic:pic>
+              </a:graphicData>
+            </a:graphic>
+          </wp:inline>
+        </w:drawing>
+      </w:r>
+    </w:p>
+    <w:p/>
+    <w:p>
+      <w:r>
+        <w:drawing>
+          <wp:inline distT="0" distB="0" distL="114300" distR="114300">
+            <wp:extent cx="5267325" cy="2555240"/>
+            <wp:effectExtent l="0" t="0" r="9525" b="16510"/>
+            <wp:docPr id="18" name="Picture 14"/>
+            <wp:cNvGraphicFramePr>
+              <a:graphicFrameLocks xmlns:a="http://schemas.openxmlformats.org/drawingml/2006/main" noChangeAspect="1"/>
+            </wp:cNvGraphicFramePr>
+            <a:graphic xmlns:a="http://schemas.openxmlformats.org/drawingml/2006/main">
+              <a:graphicData uri="http://schemas.openxmlformats.org/drawingml/2006/picture">
+                <pic:pic xmlns:pic="http://schemas.openxmlformats.org/drawingml/2006/picture">
+                  <pic:nvPicPr>
+                    <pic:cNvPr id="18" name="Picture 14"/>
+                    <pic:cNvPicPr>
+                      <a:picLocks noChangeAspect="1"/>
+                    </pic:cNvPicPr>
+                  </pic:nvPicPr>
+                  <pic:blipFill>
+                    <a:blip r:embed="rId21"/>
+                    <a:stretch>
+                      <a:fillRect/>
+                    </a:stretch>
+                  </pic:blipFill>
+                  <pic:spPr>
+                    <a:xfrm>
+                      <a:off x="0" y="0"/>
+                      <a:ext cx="5267325" cy="2555240"/>
+                    </a:xfrm>
+                    <a:prstGeom prst="rect">
+                      <a:avLst/>
+                    </a:prstGeom>
+                    <a:noFill/>
+                    <a:ln>
+                      <a:noFill/>
+                    </a:ln>
+                  </pic:spPr>
+                </pic:pic>
+              </a:graphicData>
+            </a:graphic>
+          </wp:inline>
+        </w:drawing>
+      </w:r>
+    </w:p>
+    <w:p/>
+    <w:p>
+      <w:r>
+        <w:drawing>
+          <wp:inline distT="0" distB="0" distL="114300" distR="114300">
+            <wp:extent cx="5271135" cy="3896995"/>
+            <wp:effectExtent l="0" t="0" r="5715" b="8255"/>
+            <wp:docPr id="19" name="Picture 15"/>
+            <wp:cNvGraphicFramePr>
+              <a:graphicFrameLocks xmlns:a="http://schemas.openxmlformats.org/drawingml/2006/main" noChangeAspect="1"/>
+            </wp:cNvGraphicFramePr>
+            <a:graphic xmlns:a="http://schemas.openxmlformats.org/drawingml/2006/main">
+              <a:graphicData uri="http://schemas.openxmlformats.org/drawingml/2006/picture">
+                <pic:pic xmlns:pic="http://schemas.openxmlformats.org/drawingml/2006/picture">
+                  <pic:nvPicPr>
+                    <pic:cNvPr id="19" name="Picture 15"/>
+                    <pic:cNvPicPr>
+                      <a:picLocks noChangeAspect="1"/>
+                    </pic:cNvPicPr>
+                  </pic:nvPicPr>
+                  <pic:blipFill>
+                    <a:blip r:embed="rId22"/>
+                    <a:stretch>
+                      <a:fillRect/>
+                    </a:stretch>
+                  </pic:blipFill>
+                  <pic:spPr>
+                    <a:xfrm>
+                      <a:off x="0" y="0"/>
+                      <a:ext cx="5271135" cy="3896995"/>
+                    </a:xfrm>
+                    <a:prstGeom prst="rect">
+                      <a:avLst/>
+                    </a:prstGeom>
+                    <a:noFill/>
+                    <a:ln>
+                      <a:noFill/>
+                    </a:ln>
+                  </pic:spPr>
+                </pic:pic>
+              </a:graphicData>
+            </a:graphic>
+          </wp:inline>
+        </w:drawing>
+      </w:r>
+    </w:p>
+    <w:p/>
+    <w:p>
+      <w:r>
+        <w:drawing>
+          <wp:inline distT="0" distB="0" distL="114300" distR="114300">
+            <wp:extent cx="5265420" cy="1136650"/>
+            <wp:effectExtent l="0" t="0" r="11430" b="6350"/>
+            <wp:docPr id="20" name="Picture 16"/>
+            <wp:cNvGraphicFramePr>
+              <a:graphicFrameLocks xmlns:a="http://schemas.openxmlformats.org/drawingml/2006/main" noChangeAspect="1"/>
+            </wp:cNvGraphicFramePr>
+            <a:graphic xmlns:a="http://schemas.openxmlformats.org/drawingml/2006/main">
+              <a:graphicData uri="http://schemas.openxmlformats.org/drawingml/2006/picture">
+                <pic:pic xmlns:pic="http://schemas.openxmlformats.org/drawingml/2006/picture">
+                  <pic:nvPicPr>
+                    <pic:cNvPr id="20" name="Picture 16"/>
+                    <pic:cNvPicPr>
+                      <a:picLocks noChangeAspect="1"/>
+                    </pic:cNvPicPr>
+                  </pic:nvPicPr>
+                  <pic:blipFill>
+                    <a:blip r:embed="rId23"/>
+                    <a:stretch>
+                      <a:fillRect/>
+                    </a:stretch>
+                  </pic:blipFill>
+                  <pic:spPr>
+                    <a:xfrm>
+                      <a:off x="0" y="0"/>
+                      <a:ext cx="5265420" cy="1136650"/>
+                    </a:xfrm>
+                    <a:prstGeom prst="rect">
+                      <a:avLst/>
+                    </a:prstGeom>
+                    <a:noFill/>
+                    <a:ln>
+                      <a:noFill/>
+                    </a:ln>
+                  </pic:spPr>
+                </pic:pic>
+              </a:graphicData>
+            </a:graphic>
+          </wp:inline>
+        </w:drawing>
+      </w:r>
+    </w:p>
+    <w:p/>
+    <w:p>
+      <w:r>
+        <w:drawing>
+          <wp:inline distT="0" distB="0" distL="114300" distR="114300">
+            <wp:extent cx="5272405" cy="2366645"/>
+            <wp:effectExtent l="0" t="0" r="4445" b="14605"/>
+            <wp:docPr id="22" name="Picture 18"/>
+            <wp:cNvGraphicFramePr>
+              <a:graphicFrameLocks xmlns:a="http://schemas.openxmlformats.org/drawingml/2006/main" noChangeAspect="1"/>
+            </wp:cNvGraphicFramePr>
+            <a:graphic xmlns:a="http://schemas.openxmlformats.org/drawingml/2006/main">
+              <a:graphicData uri="http://schemas.openxmlformats.org/drawingml/2006/picture">
+                <pic:pic xmlns:pic="http://schemas.openxmlformats.org/drawingml/2006/picture">
+                  <pic:nvPicPr>
+                    <pic:cNvPr id="22" name="Picture 18"/>
+                    <pic:cNvPicPr>
+                      <a:picLocks noChangeAspect="1"/>
+                    </pic:cNvPicPr>
+                  </pic:nvPicPr>
+                  <pic:blipFill>
+                    <a:blip r:embed="rId24"/>
+                    <a:stretch>
+                      <a:fillRect/>
+                    </a:stretch>
+                  </pic:blipFill>
+                  <pic:spPr>
+                    <a:xfrm>
+                      <a:off x="0" y="0"/>
+                      <a:ext cx="5272405" cy="2366645"/>
+                    </a:xfrm>
+                    <a:prstGeom prst="rect">
+                      <a:avLst/>
+                    </a:prstGeom>
+                    <a:noFill/>
+                    <a:ln>
+                      <a:noFill/>
+                    </a:ln>
+                  </pic:spPr>
+                </pic:pic>
+              </a:graphicData>
+            </a:graphic>
+          </wp:inline>
+        </w:drawing>
+      </w:r>
+    </w:p>
+    <w:p/>
+    <w:p>
+      <w:r>
+        <w:drawing>
+          <wp:inline distT="0" distB="0" distL="114300" distR="114300">
+            <wp:extent cx="5267960" cy="450215"/>
+            <wp:effectExtent l="0" t="0" r="8890" b="6985"/>
+            <wp:docPr id="23" name="Picture 19"/>
+            <wp:cNvGraphicFramePr>
+              <a:graphicFrameLocks xmlns:a="http://schemas.openxmlformats.org/drawingml/2006/main" noChangeAspect="1"/>
+            </wp:cNvGraphicFramePr>
+            <a:graphic xmlns:a="http://schemas.openxmlformats.org/drawingml/2006/main">
+              <a:graphicData uri="http://schemas.openxmlformats.org/drawingml/2006/picture">
+                <pic:pic xmlns:pic="http://schemas.openxmlformats.org/drawingml/2006/picture">
+                  <pic:nvPicPr>
+                    <pic:cNvPr id="23" name="Picture 19"/>
+                    <pic:cNvPicPr>
+                      <a:picLocks noChangeAspect="1"/>
+                    </pic:cNvPicPr>
+                  </pic:nvPicPr>
+                  <pic:blipFill>
+                    <a:blip r:embed="rId25"/>
+                    <a:stretch>
+                      <a:fillRect/>
+                    </a:stretch>
+                  </pic:blipFill>
+                  <pic:spPr>
+                    <a:xfrm>
+                      <a:off x="0" y="0"/>
+                      <a:ext cx="5267960" cy="450215"/>
+                    </a:xfrm>
+                    <a:prstGeom prst="rect">
+                      <a:avLst/>
+                    </a:prstGeom>
+                    <a:noFill/>
+                    <a:ln>
+                      <a:noFill/>
+                    </a:ln>
+                  </pic:spPr>
+                </pic:pic>
+              </a:graphicData>
+            </a:graphic>
+          </wp:inline>
+        </w:drawing>
+      </w:r>
+    </w:p>
+    <w:p/>
+    <w:p>
+      <w:r>
+        <w:drawing>
+          <wp:inline distT="0" distB="0" distL="114300" distR="114300">
+            <wp:extent cx="5271135" cy="1806575"/>
+            <wp:effectExtent l="0" t="0" r="5715" b="3175"/>
+            <wp:docPr id="24" name="Picture 20"/>
+            <wp:cNvGraphicFramePr>
+              <a:graphicFrameLocks xmlns:a="http://schemas.openxmlformats.org/drawingml/2006/main" noChangeAspect="1"/>
+            </wp:cNvGraphicFramePr>
+            <a:graphic xmlns:a="http://schemas.openxmlformats.org/drawingml/2006/main">
+              <a:graphicData uri="http://schemas.openxmlformats.org/drawingml/2006/picture">
+                <pic:pic xmlns:pic="http://schemas.openxmlformats.org/drawingml/2006/picture">
+                  <pic:nvPicPr>
+                    <pic:cNvPr id="24" name="Picture 20"/>
+                    <pic:cNvPicPr>
+                      <a:picLocks noChangeAspect="1"/>
+                    </pic:cNvPicPr>
+                  </pic:nvPicPr>
+                  <pic:blipFill>
+                    <a:blip r:embed="rId26"/>
+                    <a:stretch>
+                      <a:fillRect/>
+                    </a:stretch>
+                  </pic:blipFill>
+                  <pic:spPr>
+                    <a:xfrm>
+                      <a:off x="0" y="0"/>
+                      <a:ext cx="5271135" cy="1806575"/>
+                    </a:xfrm>
+                    <a:prstGeom prst="rect">
+                      <a:avLst/>
+                    </a:prstGeom>
+                    <a:noFill/>
+                    <a:ln>
+                      <a:noFill/>
+                    </a:ln>
+                  </pic:spPr>
+                </pic:pic>
+              </a:graphicData>
+            </a:graphic>
+          </wp:inline>
+        </w:drawing>
+      </w:r>
+    </w:p>
+    <w:p/>
+    <w:p>
+      <w:r>
+        <w:drawing>
+          <wp:inline distT="0" distB="0" distL="114300" distR="114300">
+            <wp:extent cx="5269865" cy="1863725"/>
+            <wp:effectExtent l="0" t="0" r="6985" b="3175"/>
+            <wp:docPr id="25" name="Picture 21"/>
+            <wp:cNvGraphicFramePr>
+              <a:graphicFrameLocks xmlns:a="http://schemas.openxmlformats.org/drawingml/2006/main" noChangeAspect="1"/>
+            </wp:cNvGraphicFramePr>
+            <a:graphic xmlns:a="http://schemas.openxmlformats.org/drawingml/2006/main">
+              <a:graphicData uri="http://schemas.openxmlformats.org/drawingml/2006/picture">
+                <pic:pic xmlns:pic="http://schemas.openxmlformats.org/drawingml/2006/picture">
+                  <pic:nvPicPr>
+                    <pic:cNvPr id="25" name="Picture 21"/>
+                    <pic:cNvPicPr>
+                      <a:picLocks noChangeAspect="1"/>
+                    </pic:cNvPicPr>
+                  </pic:nvPicPr>
+                  <pic:blipFill>
+                    <a:blip r:embed="rId27"/>
+                    <a:stretch>
+                      <a:fillRect/>
+                    </a:stretch>
+                  </pic:blipFill>
+                  <pic:spPr>
+                    <a:xfrm>
+                      <a:off x="0" y="0"/>
+                      <a:ext cx="5269865" cy="1863725"/>
+                    </a:xfrm>
+                    <a:prstGeom prst="rect">
+                      <a:avLst/>
+                    </a:prstGeom>
+                    <a:noFill/>
+                    <a:ln>
+                      <a:noFill/>
+                    </a:ln>
+                  </pic:spPr>
+                </pic:pic>
+              </a:graphicData>
+            </a:graphic>
+          </wp:inline>
+        </w:drawing>
+      </w:r>
+    </w:p>
+    <w:p/>
+    <w:p/>
+    <w:p>
+      <w:r>
+        <w:drawing>
+          <wp:inline distT="0" distB="0" distL="114300" distR="114300">
+            <wp:extent cx="5269230" cy="3417570"/>
+            <wp:effectExtent l="0" t="0" r="7620" b="11430"/>
+            <wp:docPr id="26" name="Picture 22"/>
+            <wp:cNvGraphicFramePr>
+              <a:graphicFrameLocks xmlns:a="http://schemas.openxmlformats.org/drawingml/2006/main" noChangeAspect="1"/>
+            </wp:cNvGraphicFramePr>
+            <a:graphic xmlns:a="http://schemas.openxmlformats.org/drawingml/2006/main">
+              <a:graphicData uri="http://schemas.openxmlformats.org/drawingml/2006/picture">
+                <pic:pic xmlns:pic="http://schemas.openxmlformats.org/drawingml/2006/picture">
+                  <pic:nvPicPr>
+                    <pic:cNvPr id="26" name="Picture 22"/>
+                    <pic:cNvPicPr>
+                      <a:picLocks noChangeAspect="1"/>
+                    </pic:cNvPicPr>
+                  </pic:nvPicPr>
+                  <pic:blipFill>
+                    <a:blip r:embed="rId28"/>
+                    <a:stretch>
+                      <a:fillRect/>
+                    </a:stretch>
+                  </pic:blipFill>
+                  <pic:spPr>
+                    <a:xfrm>
+                      <a:off x="0" y="0"/>
+                      <a:ext cx="5269230" cy="3417570"/>
+                    </a:xfrm>
+                    <a:prstGeom prst="rect">
+                      <a:avLst/>
+                    </a:prstGeom>
+                    <a:noFill/>
+                    <a:ln>
+                      <a:noFill/>
+                    </a:ln>
+                  </pic:spPr>
+                </pic:pic>
+              </a:graphicData>
+            </a:graphic>
+          </wp:inline>
+        </w:drawing>
+      </w:r>
+    </w:p>
+    <w:p/>
+    <w:p>
+      <w:r>
+        <w:drawing>
+          <wp:inline distT="0" distB="0" distL="114300" distR="114300">
+            <wp:extent cx="5273040" cy="3274695"/>
+            <wp:effectExtent l="0" t="0" r="3810" b="1905"/>
+            <wp:docPr id="27" name="Picture 23"/>
+            <wp:cNvGraphicFramePr>
+              <a:graphicFrameLocks xmlns:a="http://schemas.openxmlformats.org/drawingml/2006/main" noChangeAspect="1"/>
+            </wp:cNvGraphicFramePr>
+            <a:graphic xmlns:a="http://schemas.openxmlformats.org/drawingml/2006/main">
+              <a:graphicData uri="http://schemas.openxmlformats.org/drawingml/2006/picture">
+                <pic:pic xmlns:pic="http://schemas.openxmlformats.org/drawingml/2006/picture">
+                  <pic:nvPicPr>
+                    <pic:cNvPr id="27" name="Picture 23"/>
+                    <pic:cNvPicPr>
+                      <a:picLocks noChangeAspect="1"/>
+                    </pic:cNvPicPr>
+                  </pic:nvPicPr>
+                  <pic:blipFill>
+                    <a:blip r:embed="rId29"/>
+                    <a:stretch>
+                      <a:fillRect/>
+                    </a:stretch>
+                  </pic:blipFill>
+                  <pic:spPr>
+                    <a:xfrm>
+                      <a:off x="0" y="0"/>
+                      <a:ext cx="5273040" cy="3274695"/>
+                    </a:xfrm>
+                    <a:prstGeom prst="rect">
+                      <a:avLst/>
+                    </a:prstGeom>
+                    <a:noFill/>
+                    <a:ln>
+                      <a:noFill/>
+                    </a:ln>
+                  </pic:spPr>
+                </pic:pic>
+              </a:graphicData>
+            </a:graphic>
+          </wp:inline>
+        </w:drawing>
+      </w:r>
+    </w:p>
+    <w:p/>
+    <w:p>
+      <w:r>
+        <w:drawing>
+          <wp:inline distT="0" distB="0" distL="114300" distR="114300">
+            <wp:extent cx="5269865" cy="2429510"/>
+            <wp:effectExtent l="0" t="0" r="6985" b="8890"/>
+            <wp:docPr id="28" name="Picture 24"/>
+            <wp:cNvGraphicFramePr>
+              <a:graphicFrameLocks xmlns:a="http://schemas.openxmlformats.org/drawingml/2006/main" noChangeAspect="1"/>
+            </wp:cNvGraphicFramePr>
+            <a:graphic xmlns:a="http://schemas.openxmlformats.org/drawingml/2006/main">
+              <a:graphicData uri="http://schemas.openxmlformats.org/drawingml/2006/picture">
+                <pic:pic xmlns:pic="http://schemas.openxmlformats.org/drawingml/2006/picture">
+                  <pic:nvPicPr>
+                    <pic:cNvPr id="28" name="Picture 24"/>
+                    <pic:cNvPicPr>
+                      <a:picLocks noChangeAspect="1"/>
+                    </pic:cNvPicPr>
+                  </pic:nvPicPr>
+                  <pic:blipFill>
+                    <a:blip r:embed="rId30"/>
+                    <a:stretch>
+                      <a:fillRect/>
+                    </a:stretch>
+                  </pic:blipFill>
+                  <pic:spPr>
+                    <a:xfrm>
+                      <a:off x="0" y="0"/>
+                      <a:ext cx="5269865" cy="2429510"/>
+                    </a:xfrm>
+                    <a:prstGeom prst="rect">
+                      <a:avLst/>
+                    </a:prstGeom>
+                    <a:noFill/>
+                    <a:ln>
+                      <a:noFill/>
+                    </a:ln>
+                  </pic:spPr>
+                </pic:pic>
+              </a:graphicData>
+            </a:graphic>
+          </wp:inline>
+        </w:drawing>
+      </w:r>
+    </w:p>
+    <w:p/>
+    <w:p>
+      <w:r>
+        <w:drawing>
+          <wp:inline distT="0" distB="0" distL="114300" distR="114300">
+            <wp:extent cx="5271135" cy="2105660"/>
+            <wp:effectExtent l="0" t="0" r="5715" b="8890"/>
+            <wp:docPr id="29" name="Picture 25"/>
+            <wp:cNvGraphicFramePr>
+              <a:graphicFrameLocks xmlns:a="http://schemas.openxmlformats.org/drawingml/2006/main" noChangeAspect="1"/>
+            </wp:cNvGraphicFramePr>
+            <a:graphic xmlns:a="http://schemas.openxmlformats.org/drawingml/2006/main">
+              <a:graphicData uri="http://schemas.openxmlformats.org/drawingml/2006/picture">
+                <pic:pic xmlns:pic="http://schemas.openxmlformats.org/drawingml/2006/picture">
+                  <pic:nvPicPr>
+                    <pic:cNvPr id="29" name="Picture 25"/>
+                    <pic:cNvPicPr>
+                      <a:picLocks noChangeAspect="1"/>
+                    </pic:cNvPicPr>
+                  </pic:nvPicPr>
+                  <pic:blipFill>
+                    <a:blip r:embed="rId31"/>
+                    <a:stretch>
+                      <a:fillRect/>
+                    </a:stretch>
+                  </pic:blipFill>
+                  <pic:spPr>
+                    <a:xfrm>
+                      <a:off x="0" y="0"/>
+                      <a:ext cx="5271135" cy="2105660"/>
+                    </a:xfrm>
+                    <a:prstGeom prst="rect">
+                      <a:avLst/>
+                    </a:prstGeom>
+                    <a:noFill/>
+                    <a:ln>
+                      <a:noFill/>
+                    </a:ln>
+                  </pic:spPr>
+                </pic:pic>
+              </a:graphicData>
+            </a:graphic>
+          </wp:inline>
+        </w:drawing>
+      </w:r>
+    </w:p>
+    <w:p/>
+    <w:p>
+      <w:r>
+        <w:drawing>
+          <wp:inline distT="0" distB="0" distL="114300" distR="114300">
+            <wp:extent cx="5269230" cy="1102995"/>
+            <wp:effectExtent l="0" t="0" r="7620" b="1905"/>
+            <wp:docPr id="31" name="Picture 27"/>
+            <wp:cNvGraphicFramePr>
+              <a:graphicFrameLocks xmlns:a="http://schemas.openxmlformats.org/drawingml/2006/main" noChangeAspect="1"/>
+            </wp:cNvGraphicFramePr>
+            <a:graphic xmlns:a="http://schemas.openxmlformats.org/drawingml/2006/main">
+              <a:graphicData uri="http://schemas.openxmlformats.org/drawingml/2006/picture">
+                <pic:pic xmlns:pic="http://schemas.openxmlformats.org/drawingml/2006/picture">
+                  <pic:nvPicPr>
+                    <pic:cNvPr id="31" name="Picture 27"/>
+                    <pic:cNvPicPr>
+                      <a:picLocks noChangeAspect="1"/>
+                    </pic:cNvPicPr>
+                  </pic:nvPicPr>
+                  <pic:blipFill>
+                    <a:blip r:embed="rId32"/>
+                    <a:stretch>
+                      <a:fillRect/>
+                    </a:stretch>
+                  </pic:blipFill>
+                  <pic:spPr>
+                    <a:xfrm>
+                      <a:off x="0" y="0"/>
+                      <a:ext cx="5269230" cy="1102995"/>
+                    </a:xfrm>
+                    <a:prstGeom prst="rect">
+                      <a:avLst/>
+                    </a:prstGeom>
+                    <a:noFill/>
+                    <a:ln>
+                      <a:noFill/>
+                    </a:ln>
+                  </pic:spPr>
+                </pic:pic>
+              </a:graphicData>
+            </a:graphic>
+          </wp:inline>
+        </w:drawing>
+      </w:r>
+    </w:p>
+    <w:p/>
+    <w:p>
+      <w:r>
+        <w:drawing>
+          <wp:inline distT="0" distB="0" distL="114300" distR="114300">
+            <wp:extent cx="5269230" cy="516255"/>
+            <wp:effectExtent l="0" t="0" r="7620" b="17145"/>
+            <wp:docPr id="36" name="Picture 32"/>
+            <wp:cNvGraphicFramePr>
+              <a:graphicFrameLocks xmlns:a="http://schemas.openxmlformats.org/drawingml/2006/main" noChangeAspect="1"/>
+            </wp:cNvGraphicFramePr>
+            <a:graphic xmlns:a="http://schemas.openxmlformats.org/drawingml/2006/main">
+              <a:graphicData uri="http://schemas.openxmlformats.org/drawingml/2006/picture">
+                <pic:pic xmlns:pic="http://schemas.openxmlformats.org/drawingml/2006/picture">
+                  <pic:nvPicPr>
+                    <pic:cNvPr id="36" name="Picture 32"/>
+                    <pic:cNvPicPr>
+                      <a:picLocks noChangeAspect="1"/>
+                    </pic:cNvPicPr>
+                  </pic:nvPicPr>
+                  <pic:blipFill>
+                    <a:blip r:embed="rId33"/>
+                    <a:stretch>
+                      <a:fillRect/>
+                    </a:stretch>
+                  </pic:blipFill>
+                  <pic:spPr>
+                    <a:xfrm>
+                      <a:off x="0" y="0"/>
+                      <a:ext cx="5269230" cy="516255"/>
+                    </a:xfrm>
+                    <a:prstGeom prst="rect">
+                      <a:avLst/>
+                    </a:prstGeom>
+                    <a:noFill/>
+                    <a:ln>
+                      <a:noFill/>
+                    </a:ln>
+                  </pic:spPr>
+                </pic:pic>
+              </a:graphicData>
+            </a:graphic>
+          </wp:inline>
+        </w:drawing>
+      </w:r>
+    </w:p>
+    <w:p/>
+    <w:p/>
+    <w:p>
+      <w:r>
+        <w:drawing>
+          <wp:inline distT="0" distB="0" distL="114300" distR="114300">
+            <wp:extent cx="5268595" cy="1212850"/>
+            <wp:effectExtent l="0" t="0" r="8255" b="6350"/>
+            <wp:docPr id="32" name="Picture 28"/>
+            <wp:cNvGraphicFramePr>
+              <a:graphicFrameLocks xmlns:a="http://schemas.openxmlformats.org/drawingml/2006/main" noChangeAspect="1"/>
+            </wp:cNvGraphicFramePr>
+            <a:graphic xmlns:a="http://schemas.openxmlformats.org/drawingml/2006/main">
+              <a:graphicData uri="http://schemas.openxmlformats.org/drawingml/2006/picture">
+                <pic:pic xmlns:pic="http://schemas.openxmlformats.org/drawingml/2006/picture">
+                  <pic:nvPicPr>
+                    <pic:cNvPr id="32" name="Picture 28"/>
+                    <pic:cNvPicPr>
+                      <a:picLocks noChangeAspect="1"/>
+                    </pic:cNvPicPr>
+                  </pic:nvPicPr>
+                  <pic:blipFill>
+                    <a:blip r:embed="rId34"/>
+                    <a:stretch>
+                      <a:fillRect/>
+                    </a:stretch>
+                  </pic:blipFill>
+                  <pic:spPr>
+                    <a:xfrm>
+                      <a:off x="0" y="0"/>
+                      <a:ext cx="5268595" cy="1212850"/>
+                    </a:xfrm>
+                    <a:prstGeom prst="rect">
+                      <a:avLst/>
+                    </a:prstGeom>
+                    <a:noFill/>
+                    <a:ln>
+                      <a:noFill/>
+                    </a:ln>
+                  </pic:spPr>
+                </pic:pic>
+              </a:graphicData>
+            </a:graphic>
+          </wp:inline>
+        </w:drawing>
+      </w:r>
+    </w:p>
+    <w:p/>
+    <w:p/>
+    <w:p/>
+    <w:p>
+      <w:r>
+        <w:drawing>
+          <wp:inline distT="0" distB="0" distL="114300" distR="114300">
+            <wp:extent cx="5267960" cy="1242695"/>
+            <wp:effectExtent l="0" t="0" r="8890" b="14605"/>
+            <wp:docPr id="33" name="Picture 29"/>
+            <wp:cNvGraphicFramePr>
+              <a:graphicFrameLocks xmlns:a="http://schemas.openxmlformats.org/drawingml/2006/main" noChangeAspect="1"/>
+            </wp:cNvGraphicFramePr>
+            <a:graphic xmlns:a="http://schemas.openxmlformats.org/drawingml/2006/main">
+              <a:graphicData uri="http://schemas.openxmlformats.org/drawingml/2006/picture">
+                <pic:pic xmlns:pic="http://schemas.openxmlformats.org/drawingml/2006/picture">
+                  <pic:nvPicPr>
+                    <pic:cNvPr id="33" name="Picture 29"/>
+                    <pic:cNvPicPr>
+                      <a:picLocks noChangeAspect="1"/>
+                    </pic:cNvPicPr>
+                  </pic:nvPicPr>
+                  <pic:blipFill>
+                    <a:blip r:embed="rId35"/>
+                    <a:stretch>
+                      <a:fillRect/>
+                    </a:stretch>
+                  </pic:blipFill>
+                  <pic:spPr>
+                    <a:xfrm>
+                      <a:off x="0" y="0"/>
+                      <a:ext cx="5267960" cy="1242695"/>
+                    </a:xfrm>
+                    <a:prstGeom prst="rect">
+                      <a:avLst/>
+                    </a:prstGeom>
+                    <a:noFill/>
+                    <a:ln>
+                      <a:noFill/>
+                    </a:ln>
+                  </pic:spPr>
+                </pic:pic>
+              </a:graphicData>
+            </a:graphic>
+          </wp:inline>
+        </w:drawing>
+      </w:r>
+    </w:p>
+    <w:p/>
+    <w:p>
+      <w:r>
+        <w:drawing>
+          <wp:inline distT="0" distB="0" distL="114300" distR="114300">
+            <wp:extent cx="4286250" cy="1943100"/>
+            <wp:effectExtent l="0" t="0" r="0" b="0"/>
+            <wp:docPr id="34" name="Picture 30"/>
+            <wp:cNvGraphicFramePr>
+              <a:graphicFrameLocks xmlns:a="http://schemas.openxmlformats.org/drawingml/2006/main" noChangeAspect="1"/>
+            </wp:cNvGraphicFramePr>
+            <a:graphic xmlns:a="http://schemas.openxmlformats.org/drawingml/2006/main">
+              <a:graphicData uri="http://schemas.openxmlformats.org/drawingml/2006/picture">
+                <pic:pic xmlns:pic="http://schemas.openxmlformats.org/drawingml/2006/picture">
+                  <pic:nvPicPr>
+                    <pic:cNvPr id="34" name="Picture 30"/>
+                    <pic:cNvPicPr>
+                      <a:picLocks noChangeAspect="1"/>
+                    </pic:cNvPicPr>
+                  </pic:nvPicPr>
+                  <pic:blipFill>
+                    <a:blip r:embed="rId36"/>
+                    <a:stretch>
+                      <a:fillRect/>
+                    </a:stretch>
+                  </pic:blipFill>
+                  <pic:spPr>
+                    <a:xfrm>
+                      <a:off x="0" y="0"/>
+                      <a:ext cx="4286250" cy="1943100"/>
+                    </a:xfrm>
+                    <a:prstGeom prst="rect">
+                      <a:avLst/>
+                    </a:prstGeom>
+                    <a:noFill/>
+                    <a:ln>
+                      <a:noFill/>
+                    </a:ln>
+                  </pic:spPr>
+                </pic:pic>
+              </a:graphicData>
+            </a:graphic>
+          </wp:inline>
+        </w:drawing>
+      </w:r>
+    </w:p>
+    <w:p/>
+    <w:p>
+      <w:r>
+        <w:drawing>
+          <wp:inline distT="0" distB="0" distL="114300" distR="114300">
+            <wp:extent cx="5274310" cy="851535"/>
+            <wp:effectExtent l="0" t="0" r="2540" b="5715"/>
+            <wp:docPr id="35" name="Picture 31"/>
+            <wp:cNvGraphicFramePr>
+              <a:graphicFrameLocks xmlns:a="http://schemas.openxmlformats.org/drawingml/2006/main" noChangeAspect="1"/>
+            </wp:cNvGraphicFramePr>
+            <a:graphic xmlns:a="http://schemas.openxmlformats.org/drawingml/2006/main">
+              <a:graphicData uri="http://schemas.openxmlformats.org/drawingml/2006/picture">
+                <pic:pic xmlns:pic="http://schemas.openxmlformats.org/drawingml/2006/picture">
+                  <pic:nvPicPr>
+                    <pic:cNvPr id="35" name="Picture 31"/>
+                    <pic:cNvPicPr>
+                      <a:picLocks noChangeAspect="1"/>
+                    </pic:cNvPicPr>
+                  </pic:nvPicPr>
+                  <pic:blipFill>
+                    <a:blip r:embed="rId37"/>
+                    <a:stretch>
+                      <a:fillRect/>
+                    </a:stretch>
+                  </pic:blipFill>
+                  <pic:spPr>
+                    <a:xfrm>
+                      <a:off x="0" y="0"/>
+                      <a:ext cx="5274310" cy="851535"/>
+                    </a:xfrm>
+                    <a:prstGeom prst="rect">
+                      <a:avLst/>
+                    </a:prstGeom>
+                    <a:noFill/>
+                    <a:ln>
+                      <a:noFill/>
+                    </a:ln>
+                  </pic:spPr>
+                </pic:pic>
+              </a:graphicData>
+            </a:graphic>
+          </wp:inline>
+        </w:drawing>
+      </w:r>
+    </w:p>
+    <w:p/>
+    <w:p/>
+    <w:p>
+      <w:r>
+        <w:drawing>
+          <wp:inline distT="0" distB="0" distL="114300" distR="114300">
+            <wp:extent cx="5269865" cy="1722755"/>
+            <wp:effectExtent l="0" t="0" r="6985" b="10795"/>
+            <wp:docPr id="37" name="Picture 33"/>
+            <wp:cNvGraphicFramePr>
+              <a:graphicFrameLocks xmlns:a="http://schemas.openxmlformats.org/drawingml/2006/main" noChangeAspect="1"/>
+            </wp:cNvGraphicFramePr>
+            <a:graphic xmlns:a="http://schemas.openxmlformats.org/drawingml/2006/main">
+              <a:graphicData uri="http://schemas.openxmlformats.org/drawingml/2006/picture">
+                <pic:pic xmlns:pic="http://schemas.openxmlformats.org/drawingml/2006/picture">
+                  <pic:nvPicPr>
+                    <pic:cNvPr id="37" name="Picture 33"/>
+                    <pic:cNvPicPr>
+                      <a:picLocks noChangeAspect="1"/>
+                    </pic:cNvPicPr>
+                  </pic:nvPicPr>
+                  <pic:blipFill>
+                    <a:blip r:embed="rId38"/>
+                    <a:stretch>
+                      <a:fillRect/>
+                    </a:stretch>
+                  </pic:blipFill>
+                  <pic:spPr>
+                    <a:xfrm>
+                      <a:off x="0" y="0"/>
+                      <a:ext cx="5269865" cy="1722755"/>
+                    </a:xfrm>
+                    <a:prstGeom prst="rect">
+                      <a:avLst/>
+                    </a:prstGeom>
+                    <a:noFill/>
+                    <a:ln>
+                      <a:noFill/>
+                    </a:ln>
+                  </pic:spPr>
+                </pic:pic>
+              </a:graphicData>
+            </a:graphic>
+          </wp:inline>
+        </w:drawing>
+      </w:r>
+    </w:p>
+    <w:p/>
+    <w:p>
+      <w:r>
+        <w:drawing>
+          <wp:inline distT="0" distB="0" distL="114300" distR="114300">
+            <wp:extent cx="5269865" cy="838835"/>
+            <wp:effectExtent l="0" t="0" r="6985" b="18415"/>
+            <wp:docPr id="38" name="Picture 34"/>
+            <wp:cNvGraphicFramePr>
+              <a:graphicFrameLocks xmlns:a="http://schemas.openxmlformats.org/drawingml/2006/main" noChangeAspect="1"/>
+            </wp:cNvGraphicFramePr>
+            <a:graphic xmlns:a="http://schemas.openxmlformats.org/drawingml/2006/main">
+              <a:graphicData uri="http://schemas.openxmlformats.org/drawingml/2006/picture">
+                <pic:pic xmlns:pic="http://schemas.openxmlformats.org/drawingml/2006/picture">
+                  <pic:nvPicPr>
+                    <pic:cNvPr id="38" name="Picture 34"/>
+                    <pic:cNvPicPr>
+                      <a:picLocks noChangeAspect="1"/>
+                    </pic:cNvPicPr>
+                  </pic:nvPicPr>
+                  <pic:blipFill>
+                    <a:blip r:embed="rId39"/>
+                    <a:stretch>
+                      <a:fillRect/>
+                    </a:stretch>
+                  </pic:blipFill>
+                  <pic:spPr>
+                    <a:xfrm>
+                      <a:off x="0" y="0"/>
+                      <a:ext cx="5269865" cy="838835"/>
+                    </a:xfrm>
+                    <a:prstGeom prst="rect">
+                      <a:avLst/>
+                    </a:prstGeom>
+                    <a:noFill/>
+                    <a:ln>
+                      <a:noFill/>
+                    </a:ln>
+                  </pic:spPr>
+                </pic:pic>
+              </a:graphicData>
+            </a:graphic>
+          </wp:inline>
+        </w:drawing>
+      </w:r>
+    </w:p>
+    <w:p/>
+    <w:p>
+      <w:r>
+        <w:drawing>
+          <wp:inline distT="0" distB="0" distL="114300" distR="114300">
+            <wp:extent cx="5266690" cy="1629410"/>
+            <wp:effectExtent l="0" t="0" r="10160" b="8890"/>
+            <wp:docPr id="39" name="Picture 35"/>
+            <wp:cNvGraphicFramePr>
+              <a:graphicFrameLocks xmlns:a="http://schemas.openxmlformats.org/drawingml/2006/main" noChangeAspect="1"/>
+            </wp:cNvGraphicFramePr>
+            <a:graphic xmlns:a="http://schemas.openxmlformats.org/drawingml/2006/main">
+              <a:graphicData uri="http://schemas.openxmlformats.org/drawingml/2006/picture">
+                <pic:pic xmlns:pic="http://schemas.openxmlformats.org/drawingml/2006/picture">
+                  <pic:nvPicPr>
+                    <pic:cNvPr id="39" name="Picture 35"/>
+                    <pic:cNvPicPr>
+                      <a:picLocks noChangeAspect="1"/>
+                    </pic:cNvPicPr>
+                  </pic:nvPicPr>
+                  <pic:blipFill>
+                    <a:blip r:embed="rId40"/>
+                    <a:stretch>
+                      <a:fillRect/>
+                    </a:stretch>
+                  </pic:blipFill>
+                  <pic:spPr>
+                    <a:xfrm>
+                      <a:off x="0" y="0"/>
+                      <a:ext cx="5266690" cy="1629410"/>
+                    </a:xfrm>
+                    <a:prstGeom prst="rect">
+                      <a:avLst/>
+                    </a:prstGeom>
+                    <a:noFill/>
+                    <a:ln>
+                      <a:noFill/>
+                    </a:ln>
+                  </pic:spPr>
+                </pic:pic>
+              </a:graphicData>
+            </a:graphic>
+          </wp:inline>
+        </w:drawing>
+      </w:r>
+    </w:p>
+    <w:p/>
+    <w:p>
+      <w:r>
+        <w:drawing>
+          <wp:inline distT="0" distB="0" distL="114300" distR="114300">
+            <wp:extent cx="5273675" cy="1228725"/>
+            <wp:effectExtent l="0" t="0" r="3175" b="9525"/>
+            <wp:docPr id="40" name="Picture 36"/>
+            <wp:cNvGraphicFramePr>
+              <a:graphicFrameLocks xmlns:a="http://schemas.openxmlformats.org/drawingml/2006/main" noChangeAspect="1"/>
+            </wp:cNvGraphicFramePr>
+            <a:graphic xmlns:a="http://schemas.openxmlformats.org/drawingml/2006/main">
+              <a:graphicData uri="http://schemas.openxmlformats.org/drawingml/2006/picture">
+                <pic:pic xmlns:pic="http://schemas.openxmlformats.org/drawingml/2006/picture">
+                  <pic:nvPicPr>
+                    <pic:cNvPr id="40" name="Picture 36"/>
+                    <pic:cNvPicPr>
+                      <a:picLocks noChangeAspect="1"/>
+                    </pic:cNvPicPr>
+                  </pic:nvPicPr>
+                  <pic:blipFill>
+                    <a:blip r:embed="rId41"/>
+                    <a:stretch>
+                      <a:fillRect/>
+                    </a:stretch>
+                  </pic:blipFill>
+                  <pic:spPr>
+                    <a:xfrm>
+                      <a:off x="0" y="0"/>
+                      <a:ext cx="5273675" cy="1228725"/>
+                    </a:xfrm>
+                    <a:prstGeom prst="rect">
+                      <a:avLst/>
+                    </a:prstGeom>
+                    <a:noFill/>
+                    <a:ln>
+                      <a:noFill/>
+                    </a:ln>
+                  </pic:spPr>
+                </pic:pic>
+              </a:graphicData>
+            </a:graphic>
+          </wp:inline>
+        </w:drawing>
+      </w:r>
+    </w:p>
+    <w:p/>
     <w:p>
       <w:bookmarkStart w:id="0" w:name="_GoBack"/>
       <w:bookmarkEnd w:id="0"/>
     </w:p>
+    <w:p/>
+    <w:p/>
+    <w:p/>
+    <w:p/>
+    <w:p/>
     <w:p>
       <w:pPr>
         <w:rPr>

--- a/Practical No 2.docx
+++ b/Practical No 2.docx
@@ -183,12 +183,209 @@
         </w:rPr>
       </w:pPr>
     </w:p>
-    <w:p>
-      <w:r>
-        <w:drawing>
-          <wp:inline distT="0" distB="0" distL="114300" distR="114300">
-            <wp:extent cx="5267325" cy="864235"/>
-            <wp:effectExtent l="0" t="0" r="9525" b="12065"/>
+    <w:p/>
+    <w:p/>
+    <w:p/>
+    <w:p/>
+    <w:p>
+      <w:r>
+        <w:drawing>
+          <wp:inline distT="0" distB="0" distL="114300" distR="114300">
+            <wp:extent cx="5273675" cy="2080260"/>
+            <wp:effectExtent l="0" t="0" r="3175" b="15240"/>
+            <wp:docPr id="3" name="Picture 1"/>
+            <wp:cNvGraphicFramePr>
+              <a:graphicFrameLocks xmlns:a="http://schemas.openxmlformats.org/drawingml/2006/main" noChangeAspect="1"/>
+            </wp:cNvGraphicFramePr>
+            <a:graphic xmlns:a="http://schemas.openxmlformats.org/drawingml/2006/main">
+              <a:graphicData uri="http://schemas.openxmlformats.org/drawingml/2006/picture">
+                <pic:pic xmlns:pic="http://schemas.openxmlformats.org/drawingml/2006/picture">
+                  <pic:nvPicPr>
+                    <pic:cNvPr id="3" name="Picture 1"/>
+                    <pic:cNvPicPr>
+                      <a:picLocks noChangeAspect="1"/>
+                    </pic:cNvPicPr>
+                  </pic:nvPicPr>
+                  <pic:blipFill>
+                    <a:blip r:embed="rId4"/>
+                    <a:stretch>
+                      <a:fillRect/>
+                    </a:stretch>
+                  </pic:blipFill>
+                  <pic:spPr>
+                    <a:xfrm>
+                      <a:off x="0" y="0"/>
+                      <a:ext cx="5273675" cy="2080260"/>
+                    </a:xfrm>
+                    <a:prstGeom prst="rect">
+                      <a:avLst/>
+                    </a:prstGeom>
+                    <a:noFill/>
+                    <a:ln>
+                      <a:noFill/>
+                    </a:ln>
+                  </pic:spPr>
+                </pic:pic>
+              </a:graphicData>
+            </a:graphic>
+          </wp:inline>
+        </w:drawing>
+      </w:r>
+    </w:p>
+    <w:p/>
+    <w:p>
+      <w:r>
+        <w:drawing>
+          <wp:inline distT="0" distB="0" distL="114300" distR="114300">
+            <wp:extent cx="5273675" cy="1911350"/>
+            <wp:effectExtent l="0" t="0" r="3175" b="12700"/>
+            <wp:docPr id="4" name="Picture 2"/>
+            <wp:cNvGraphicFramePr>
+              <a:graphicFrameLocks xmlns:a="http://schemas.openxmlformats.org/drawingml/2006/main" noChangeAspect="1"/>
+            </wp:cNvGraphicFramePr>
+            <a:graphic xmlns:a="http://schemas.openxmlformats.org/drawingml/2006/main">
+              <a:graphicData uri="http://schemas.openxmlformats.org/drawingml/2006/picture">
+                <pic:pic xmlns:pic="http://schemas.openxmlformats.org/drawingml/2006/picture">
+                  <pic:nvPicPr>
+                    <pic:cNvPr id="4" name="Picture 2"/>
+                    <pic:cNvPicPr>
+                      <a:picLocks noChangeAspect="1"/>
+                    </pic:cNvPicPr>
+                  </pic:nvPicPr>
+                  <pic:blipFill>
+                    <a:blip r:embed="rId5"/>
+                    <a:stretch>
+                      <a:fillRect/>
+                    </a:stretch>
+                  </pic:blipFill>
+                  <pic:spPr>
+                    <a:xfrm>
+                      <a:off x="0" y="0"/>
+                      <a:ext cx="5273675" cy="1911350"/>
+                    </a:xfrm>
+                    <a:prstGeom prst="rect">
+                      <a:avLst/>
+                    </a:prstGeom>
+                    <a:noFill/>
+                    <a:ln>
+                      <a:noFill/>
+                    </a:ln>
+                  </pic:spPr>
+                </pic:pic>
+              </a:graphicData>
+            </a:graphic>
+          </wp:inline>
+        </w:drawing>
+      </w:r>
+    </w:p>
+    <w:p/>
+    <w:p>
+      <w:r>
+        <w:drawing>
+          <wp:inline distT="0" distB="0" distL="114300" distR="114300">
+            <wp:extent cx="5268595" cy="1971040"/>
+            <wp:effectExtent l="0" t="0" r="8255" b="10160"/>
+            <wp:docPr id="5" name="Picture 3"/>
+            <wp:cNvGraphicFramePr>
+              <a:graphicFrameLocks xmlns:a="http://schemas.openxmlformats.org/drawingml/2006/main" noChangeAspect="1"/>
+            </wp:cNvGraphicFramePr>
+            <a:graphic xmlns:a="http://schemas.openxmlformats.org/drawingml/2006/main">
+              <a:graphicData uri="http://schemas.openxmlformats.org/drawingml/2006/picture">
+                <pic:pic xmlns:pic="http://schemas.openxmlformats.org/drawingml/2006/picture">
+                  <pic:nvPicPr>
+                    <pic:cNvPr id="5" name="Picture 3"/>
+                    <pic:cNvPicPr>
+                      <a:picLocks noChangeAspect="1"/>
+                    </pic:cNvPicPr>
+                  </pic:nvPicPr>
+                  <pic:blipFill>
+                    <a:blip r:embed="rId6"/>
+                    <a:stretch>
+                      <a:fillRect/>
+                    </a:stretch>
+                  </pic:blipFill>
+                  <pic:spPr>
+                    <a:xfrm>
+                      <a:off x="0" y="0"/>
+                      <a:ext cx="5268595" cy="1971040"/>
+                    </a:xfrm>
+                    <a:prstGeom prst="rect">
+                      <a:avLst/>
+                    </a:prstGeom>
+                    <a:noFill/>
+                    <a:ln>
+                      <a:noFill/>
+                    </a:ln>
+                  </pic:spPr>
+                </pic:pic>
+              </a:graphicData>
+            </a:graphic>
+          </wp:inline>
+        </w:drawing>
+      </w:r>
+    </w:p>
+    <w:p/>
+    <w:p>
+      <w:r>
+        <w:drawing>
+          <wp:inline distT="0" distB="0" distL="114300" distR="114300">
+            <wp:extent cx="5267960" cy="3664585"/>
+            <wp:effectExtent l="0" t="0" r="8890" b="12065"/>
+            <wp:docPr id="6" name="Picture 4"/>
+            <wp:cNvGraphicFramePr>
+              <a:graphicFrameLocks xmlns:a="http://schemas.openxmlformats.org/drawingml/2006/main" noChangeAspect="1"/>
+            </wp:cNvGraphicFramePr>
+            <a:graphic xmlns:a="http://schemas.openxmlformats.org/drawingml/2006/main">
+              <a:graphicData uri="http://schemas.openxmlformats.org/drawingml/2006/picture">
+                <pic:pic xmlns:pic="http://schemas.openxmlformats.org/drawingml/2006/picture">
+                  <pic:nvPicPr>
+                    <pic:cNvPr id="6" name="Picture 4"/>
+                    <pic:cNvPicPr>
+                      <a:picLocks noChangeAspect="1"/>
+                    </pic:cNvPicPr>
+                  </pic:nvPicPr>
+                  <pic:blipFill>
+                    <a:blip r:embed="rId7"/>
+                    <a:stretch>
+                      <a:fillRect/>
+                    </a:stretch>
+                  </pic:blipFill>
+                  <pic:spPr>
+                    <a:xfrm>
+                      <a:off x="0" y="0"/>
+                      <a:ext cx="5267960" cy="3664585"/>
+                    </a:xfrm>
+                    <a:prstGeom prst="rect">
+                      <a:avLst/>
+                    </a:prstGeom>
+                    <a:noFill/>
+                    <a:ln>
+                      <a:noFill/>
+                    </a:ln>
+                  </pic:spPr>
+                </pic:pic>
+              </a:graphicData>
+            </a:graphic>
+          </wp:inline>
+        </w:drawing>
+      </w:r>
+    </w:p>
+    <w:p/>
+    <w:p/>
+    <w:p/>
+    <w:p/>
+    <w:p/>
+    <w:p/>
+    <w:p/>
+    <w:p/>
+    <w:p/>
+    <w:p/>
+    <w:p>
+      <w:r>
+        <w:drawing>
+          <wp:inline distT="0" distB="0" distL="114300" distR="114300">
+            <wp:extent cx="5268595" cy="3001010"/>
+            <wp:effectExtent l="0" t="0" r="8255" b="8890"/>
             <wp:docPr id="1" name="Picture 1"/>
             <wp:cNvGraphicFramePr>
               <a:graphicFrameLocks xmlns:a="http://schemas.openxmlformats.org/drawingml/2006/main" noChangeAspect="1"/>
@@ -203,38 +400,38 @@
                     </pic:cNvPicPr>
                   </pic:nvPicPr>
                   <pic:blipFill>
-                    <a:blip r:embed="rId4"/>
-                    <a:stretch>
-                      <a:fillRect/>
-                    </a:stretch>
-                  </pic:blipFill>
-                  <pic:spPr>
-                    <a:xfrm>
-                      <a:off x="0" y="0"/>
-                      <a:ext cx="5267325" cy="864235"/>
-                    </a:xfrm>
-                    <a:prstGeom prst="rect">
-                      <a:avLst/>
-                    </a:prstGeom>
-                    <a:noFill/>
-                    <a:ln>
-                      <a:noFill/>
-                    </a:ln>
-                  </pic:spPr>
-                </pic:pic>
-              </a:graphicData>
-            </a:graphic>
-          </wp:inline>
-        </w:drawing>
-      </w:r>
-    </w:p>
-    <w:p/>
-    <w:p>
-      <w:r>
-        <w:drawing>
-          <wp:inline distT="0" distB="0" distL="114300" distR="114300">
-            <wp:extent cx="5270500" cy="3985260"/>
-            <wp:effectExtent l="0" t="0" r="6350" b="15240"/>
+                    <a:blip r:embed="rId8"/>
+                    <a:stretch>
+                      <a:fillRect/>
+                    </a:stretch>
+                  </pic:blipFill>
+                  <pic:spPr>
+                    <a:xfrm>
+                      <a:off x="0" y="0"/>
+                      <a:ext cx="5268595" cy="3001010"/>
+                    </a:xfrm>
+                    <a:prstGeom prst="rect">
+                      <a:avLst/>
+                    </a:prstGeom>
+                    <a:noFill/>
+                    <a:ln>
+                      <a:noFill/>
+                    </a:ln>
+                  </pic:spPr>
+                </pic:pic>
+              </a:graphicData>
+            </a:graphic>
+          </wp:inline>
+        </w:drawing>
+      </w:r>
+    </w:p>
+    <w:p/>
+    <w:p>
+      <w:r>
+        <w:drawing>
+          <wp:inline distT="0" distB="0" distL="114300" distR="114300">
+            <wp:extent cx="5265420" cy="1928495"/>
+            <wp:effectExtent l="0" t="0" r="11430" b="14605"/>
             <wp:docPr id="2" name="Picture 2"/>
             <wp:cNvGraphicFramePr>
               <a:graphicFrameLocks xmlns:a="http://schemas.openxmlformats.org/drawingml/2006/main" noChangeAspect="1"/>
@@ -249,77 +446,1523 @@
                     </pic:cNvPicPr>
                   </pic:nvPicPr>
                   <pic:blipFill>
-                    <a:blip r:embed="rId5"/>
-                    <a:stretch>
-                      <a:fillRect/>
-                    </a:stretch>
-                  </pic:blipFill>
-                  <pic:spPr>
-                    <a:xfrm>
-                      <a:off x="0" y="0"/>
-                      <a:ext cx="5270500" cy="3985260"/>
-                    </a:xfrm>
-                    <a:prstGeom prst="rect">
-                      <a:avLst/>
-                    </a:prstGeom>
-                    <a:noFill/>
-                    <a:ln>
-                      <a:noFill/>
-                    </a:ln>
-                  </pic:spPr>
-                </pic:pic>
-              </a:graphicData>
-            </a:graphic>
-          </wp:inline>
-        </w:drawing>
-      </w:r>
-    </w:p>
-    <w:p/>
-    <w:p>
-      <w:r>
-        <w:drawing>
-          <wp:inline distT="0" distB="0" distL="114300" distR="114300">
-            <wp:extent cx="5266690" cy="1957070"/>
-            <wp:effectExtent l="0" t="0" r="10160" b="5080"/>
-            <wp:docPr id="3" name="Picture 3"/>
-            <wp:cNvGraphicFramePr>
-              <a:graphicFrameLocks xmlns:a="http://schemas.openxmlformats.org/drawingml/2006/main" noChangeAspect="1"/>
-            </wp:cNvGraphicFramePr>
-            <a:graphic xmlns:a="http://schemas.openxmlformats.org/drawingml/2006/main">
-              <a:graphicData uri="http://schemas.openxmlformats.org/drawingml/2006/picture">
-                <pic:pic xmlns:pic="http://schemas.openxmlformats.org/drawingml/2006/picture">
-                  <pic:nvPicPr>
-                    <pic:cNvPr id="3" name="Picture 3"/>
-                    <pic:cNvPicPr>
-                      <a:picLocks noChangeAspect="1"/>
-                    </pic:cNvPicPr>
-                  </pic:nvPicPr>
-                  <pic:blipFill>
-                    <a:blip r:embed="rId6"/>
-                    <a:stretch>
-                      <a:fillRect/>
-                    </a:stretch>
-                  </pic:blipFill>
-                  <pic:spPr>
-                    <a:xfrm>
-                      <a:off x="0" y="0"/>
-                      <a:ext cx="5266690" cy="1957070"/>
-                    </a:xfrm>
-                    <a:prstGeom prst="rect">
-                      <a:avLst/>
-                    </a:prstGeom>
-                    <a:noFill/>
-                    <a:ln>
-                      <a:noFill/>
-                    </a:ln>
-                  </pic:spPr>
-                </pic:pic>
-              </a:graphicData>
-            </a:graphic>
-          </wp:inline>
-        </w:drawing>
-      </w:r>
-    </w:p>
+                    <a:blip r:embed="rId9"/>
+                    <a:stretch>
+                      <a:fillRect/>
+                    </a:stretch>
+                  </pic:blipFill>
+                  <pic:spPr>
+                    <a:xfrm>
+                      <a:off x="0" y="0"/>
+                      <a:ext cx="5265420" cy="1928495"/>
+                    </a:xfrm>
+                    <a:prstGeom prst="rect">
+                      <a:avLst/>
+                    </a:prstGeom>
+                    <a:noFill/>
+                    <a:ln>
+                      <a:noFill/>
+                    </a:ln>
+                  </pic:spPr>
+                </pic:pic>
+              </a:graphicData>
+            </a:graphic>
+          </wp:inline>
+        </w:drawing>
+      </w:r>
+    </w:p>
+    <w:p/>
+    <w:p>
+      <w:r>
+        <w:drawing>
+          <wp:inline distT="0" distB="0" distL="114300" distR="114300">
+            <wp:extent cx="5268595" cy="2266950"/>
+            <wp:effectExtent l="0" t="0" r="8255" b="0"/>
+            <wp:docPr id="7" name="Picture 3"/>
+            <wp:cNvGraphicFramePr>
+              <a:graphicFrameLocks xmlns:a="http://schemas.openxmlformats.org/drawingml/2006/main" noChangeAspect="1"/>
+            </wp:cNvGraphicFramePr>
+            <a:graphic xmlns:a="http://schemas.openxmlformats.org/drawingml/2006/main">
+              <a:graphicData uri="http://schemas.openxmlformats.org/drawingml/2006/picture">
+                <pic:pic xmlns:pic="http://schemas.openxmlformats.org/drawingml/2006/picture">
+                  <pic:nvPicPr>
+                    <pic:cNvPr id="7" name="Picture 3"/>
+                    <pic:cNvPicPr>
+                      <a:picLocks noChangeAspect="1"/>
+                    </pic:cNvPicPr>
+                  </pic:nvPicPr>
+                  <pic:blipFill>
+                    <a:blip r:embed="rId10"/>
+                    <a:stretch>
+                      <a:fillRect/>
+                    </a:stretch>
+                  </pic:blipFill>
+                  <pic:spPr>
+                    <a:xfrm>
+                      <a:off x="0" y="0"/>
+                      <a:ext cx="5268595" cy="2266950"/>
+                    </a:xfrm>
+                    <a:prstGeom prst="rect">
+                      <a:avLst/>
+                    </a:prstGeom>
+                    <a:noFill/>
+                    <a:ln>
+                      <a:noFill/>
+                    </a:ln>
+                  </pic:spPr>
+                </pic:pic>
+              </a:graphicData>
+            </a:graphic>
+          </wp:inline>
+        </w:drawing>
+      </w:r>
+    </w:p>
+    <w:p/>
+    <w:p>
+      <w:r>
+        <w:drawing>
+          <wp:inline distT="0" distB="0" distL="114300" distR="114300">
+            <wp:extent cx="5270500" cy="2283460"/>
+            <wp:effectExtent l="0" t="0" r="6350" b="2540"/>
+            <wp:docPr id="8" name="Picture 4"/>
+            <wp:cNvGraphicFramePr>
+              <a:graphicFrameLocks xmlns:a="http://schemas.openxmlformats.org/drawingml/2006/main" noChangeAspect="1"/>
+            </wp:cNvGraphicFramePr>
+            <a:graphic xmlns:a="http://schemas.openxmlformats.org/drawingml/2006/main">
+              <a:graphicData uri="http://schemas.openxmlformats.org/drawingml/2006/picture">
+                <pic:pic xmlns:pic="http://schemas.openxmlformats.org/drawingml/2006/picture">
+                  <pic:nvPicPr>
+                    <pic:cNvPr id="8" name="Picture 4"/>
+                    <pic:cNvPicPr>
+                      <a:picLocks noChangeAspect="1"/>
+                    </pic:cNvPicPr>
+                  </pic:nvPicPr>
+                  <pic:blipFill>
+                    <a:blip r:embed="rId11"/>
+                    <a:stretch>
+                      <a:fillRect/>
+                    </a:stretch>
+                  </pic:blipFill>
+                  <pic:spPr>
+                    <a:xfrm>
+                      <a:off x="0" y="0"/>
+                      <a:ext cx="5270500" cy="2283460"/>
+                    </a:xfrm>
+                    <a:prstGeom prst="rect">
+                      <a:avLst/>
+                    </a:prstGeom>
+                    <a:noFill/>
+                    <a:ln>
+                      <a:noFill/>
+                    </a:ln>
+                  </pic:spPr>
+                </pic:pic>
+              </a:graphicData>
+            </a:graphic>
+          </wp:inline>
+        </w:drawing>
+      </w:r>
+    </w:p>
+    <w:p/>
+    <w:p/>
+    <w:p/>
+    <w:p>
+      <w:r>
+        <w:drawing>
+          <wp:inline distT="0" distB="0" distL="114300" distR="114300">
+            <wp:extent cx="5263515" cy="1761490"/>
+            <wp:effectExtent l="0" t="0" r="13335" b="10160"/>
+            <wp:docPr id="9" name="Picture 5"/>
+            <wp:cNvGraphicFramePr>
+              <a:graphicFrameLocks xmlns:a="http://schemas.openxmlformats.org/drawingml/2006/main" noChangeAspect="1"/>
+            </wp:cNvGraphicFramePr>
+            <a:graphic xmlns:a="http://schemas.openxmlformats.org/drawingml/2006/main">
+              <a:graphicData uri="http://schemas.openxmlformats.org/drawingml/2006/picture">
+                <pic:pic xmlns:pic="http://schemas.openxmlformats.org/drawingml/2006/picture">
+                  <pic:nvPicPr>
+                    <pic:cNvPr id="9" name="Picture 5"/>
+                    <pic:cNvPicPr>
+                      <a:picLocks noChangeAspect="1"/>
+                    </pic:cNvPicPr>
+                  </pic:nvPicPr>
+                  <pic:blipFill>
+                    <a:blip r:embed="rId12"/>
+                    <a:stretch>
+                      <a:fillRect/>
+                    </a:stretch>
+                  </pic:blipFill>
+                  <pic:spPr>
+                    <a:xfrm>
+                      <a:off x="0" y="0"/>
+                      <a:ext cx="5263515" cy="1761490"/>
+                    </a:xfrm>
+                    <a:prstGeom prst="rect">
+                      <a:avLst/>
+                    </a:prstGeom>
+                    <a:noFill/>
+                    <a:ln>
+                      <a:noFill/>
+                    </a:ln>
+                  </pic:spPr>
+                </pic:pic>
+              </a:graphicData>
+            </a:graphic>
+          </wp:inline>
+        </w:drawing>
+      </w:r>
+    </w:p>
+    <w:p/>
+    <w:p>
+      <w:r>
+        <w:drawing>
+          <wp:inline distT="0" distB="0" distL="114300" distR="114300">
+            <wp:extent cx="5271135" cy="2150110"/>
+            <wp:effectExtent l="0" t="0" r="5715" b="2540"/>
+            <wp:docPr id="10" name="Picture 6"/>
+            <wp:cNvGraphicFramePr>
+              <a:graphicFrameLocks xmlns:a="http://schemas.openxmlformats.org/drawingml/2006/main" noChangeAspect="1"/>
+            </wp:cNvGraphicFramePr>
+            <a:graphic xmlns:a="http://schemas.openxmlformats.org/drawingml/2006/main">
+              <a:graphicData uri="http://schemas.openxmlformats.org/drawingml/2006/picture">
+                <pic:pic xmlns:pic="http://schemas.openxmlformats.org/drawingml/2006/picture">
+                  <pic:nvPicPr>
+                    <pic:cNvPr id="10" name="Picture 6"/>
+                    <pic:cNvPicPr>
+                      <a:picLocks noChangeAspect="1"/>
+                    </pic:cNvPicPr>
+                  </pic:nvPicPr>
+                  <pic:blipFill>
+                    <a:blip r:embed="rId13"/>
+                    <a:stretch>
+                      <a:fillRect/>
+                    </a:stretch>
+                  </pic:blipFill>
+                  <pic:spPr>
+                    <a:xfrm>
+                      <a:off x="0" y="0"/>
+                      <a:ext cx="5271135" cy="2150110"/>
+                    </a:xfrm>
+                    <a:prstGeom prst="rect">
+                      <a:avLst/>
+                    </a:prstGeom>
+                    <a:noFill/>
+                    <a:ln>
+                      <a:noFill/>
+                    </a:ln>
+                  </pic:spPr>
+                </pic:pic>
+              </a:graphicData>
+            </a:graphic>
+          </wp:inline>
+        </w:drawing>
+      </w:r>
+    </w:p>
+    <w:p/>
+    <w:p>
+      <w:r>
+        <w:drawing>
+          <wp:inline distT="0" distB="0" distL="114300" distR="114300">
+            <wp:extent cx="5271135" cy="1357630"/>
+            <wp:effectExtent l="0" t="0" r="5715" b="13970"/>
+            <wp:docPr id="11" name="Picture 7"/>
+            <wp:cNvGraphicFramePr>
+              <a:graphicFrameLocks xmlns:a="http://schemas.openxmlformats.org/drawingml/2006/main" noChangeAspect="1"/>
+            </wp:cNvGraphicFramePr>
+            <a:graphic xmlns:a="http://schemas.openxmlformats.org/drawingml/2006/main">
+              <a:graphicData uri="http://schemas.openxmlformats.org/drawingml/2006/picture">
+                <pic:pic xmlns:pic="http://schemas.openxmlformats.org/drawingml/2006/picture">
+                  <pic:nvPicPr>
+                    <pic:cNvPr id="11" name="Picture 7"/>
+                    <pic:cNvPicPr>
+                      <a:picLocks noChangeAspect="1"/>
+                    </pic:cNvPicPr>
+                  </pic:nvPicPr>
+                  <pic:blipFill>
+                    <a:blip r:embed="rId14"/>
+                    <a:stretch>
+                      <a:fillRect/>
+                    </a:stretch>
+                  </pic:blipFill>
+                  <pic:spPr>
+                    <a:xfrm>
+                      <a:off x="0" y="0"/>
+                      <a:ext cx="5271135" cy="1357630"/>
+                    </a:xfrm>
+                    <a:prstGeom prst="rect">
+                      <a:avLst/>
+                    </a:prstGeom>
+                    <a:noFill/>
+                    <a:ln>
+                      <a:noFill/>
+                    </a:ln>
+                  </pic:spPr>
+                </pic:pic>
+              </a:graphicData>
+            </a:graphic>
+          </wp:inline>
+        </w:drawing>
+      </w:r>
+    </w:p>
+    <w:p/>
+    <w:p/>
+    <w:p>
+      <w:r>
+        <w:drawing>
+          <wp:inline distT="0" distB="0" distL="114300" distR="114300">
+            <wp:extent cx="5270500" cy="907415"/>
+            <wp:effectExtent l="0" t="0" r="6350" b="6985"/>
+            <wp:docPr id="12" name="Picture 8"/>
+            <wp:cNvGraphicFramePr>
+              <a:graphicFrameLocks xmlns:a="http://schemas.openxmlformats.org/drawingml/2006/main" noChangeAspect="1"/>
+            </wp:cNvGraphicFramePr>
+            <a:graphic xmlns:a="http://schemas.openxmlformats.org/drawingml/2006/main">
+              <a:graphicData uri="http://schemas.openxmlformats.org/drawingml/2006/picture">
+                <pic:pic xmlns:pic="http://schemas.openxmlformats.org/drawingml/2006/picture">
+                  <pic:nvPicPr>
+                    <pic:cNvPr id="12" name="Picture 8"/>
+                    <pic:cNvPicPr>
+                      <a:picLocks noChangeAspect="1"/>
+                    </pic:cNvPicPr>
+                  </pic:nvPicPr>
+                  <pic:blipFill>
+                    <a:blip r:embed="rId15"/>
+                    <a:stretch>
+                      <a:fillRect/>
+                    </a:stretch>
+                  </pic:blipFill>
+                  <pic:spPr>
+                    <a:xfrm>
+                      <a:off x="0" y="0"/>
+                      <a:ext cx="5270500" cy="907415"/>
+                    </a:xfrm>
+                    <a:prstGeom prst="rect">
+                      <a:avLst/>
+                    </a:prstGeom>
+                    <a:noFill/>
+                    <a:ln>
+                      <a:noFill/>
+                    </a:ln>
+                  </pic:spPr>
+                </pic:pic>
+              </a:graphicData>
+            </a:graphic>
+          </wp:inline>
+        </w:drawing>
+      </w:r>
+    </w:p>
+    <w:p/>
+    <w:p>
+      <w:r>
+        <w:drawing>
+          <wp:inline distT="0" distB="0" distL="114300" distR="114300">
+            <wp:extent cx="4724400" cy="1000125"/>
+            <wp:effectExtent l="0" t="0" r="0" b="9525"/>
+            <wp:docPr id="13" name="Picture 9"/>
+            <wp:cNvGraphicFramePr>
+              <a:graphicFrameLocks xmlns:a="http://schemas.openxmlformats.org/drawingml/2006/main" noChangeAspect="1"/>
+            </wp:cNvGraphicFramePr>
+            <a:graphic xmlns:a="http://schemas.openxmlformats.org/drawingml/2006/main">
+              <a:graphicData uri="http://schemas.openxmlformats.org/drawingml/2006/picture">
+                <pic:pic xmlns:pic="http://schemas.openxmlformats.org/drawingml/2006/picture">
+                  <pic:nvPicPr>
+                    <pic:cNvPr id="13" name="Picture 9"/>
+                    <pic:cNvPicPr>
+                      <a:picLocks noChangeAspect="1"/>
+                    </pic:cNvPicPr>
+                  </pic:nvPicPr>
+                  <pic:blipFill>
+                    <a:blip r:embed="rId16"/>
+                    <a:stretch>
+                      <a:fillRect/>
+                    </a:stretch>
+                  </pic:blipFill>
+                  <pic:spPr>
+                    <a:xfrm>
+                      <a:off x="0" y="0"/>
+                      <a:ext cx="4724400" cy="1000125"/>
+                    </a:xfrm>
+                    <a:prstGeom prst="rect">
+                      <a:avLst/>
+                    </a:prstGeom>
+                    <a:noFill/>
+                    <a:ln>
+                      <a:noFill/>
+                    </a:ln>
+                  </pic:spPr>
+                </pic:pic>
+              </a:graphicData>
+            </a:graphic>
+          </wp:inline>
+        </w:drawing>
+      </w:r>
+    </w:p>
+    <w:p/>
+    <w:p/>
+    <w:p>
+      <w:r>
+        <w:drawing>
+          <wp:inline distT="0" distB="0" distL="114300" distR="114300">
+            <wp:extent cx="5266690" cy="1112520"/>
+            <wp:effectExtent l="0" t="0" r="10160" b="11430"/>
+            <wp:docPr id="14" name="Picture 10"/>
+            <wp:cNvGraphicFramePr>
+              <a:graphicFrameLocks xmlns:a="http://schemas.openxmlformats.org/drawingml/2006/main" noChangeAspect="1"/>
+            </wp:cNvGraphicFramePr>
+            <a:graphic xmlns:a="http://schemas.openxmlformats.org/drawingml/2006/main">
+              <a:graphicData uri="http://schemas.openxmlformats.org/drawingml/2006/picture">
+                <pic:pic xmlns:pic="http://schemas.openxmlformats.org/drawingml/2006/picture">
+                  <pic:nvPicPr>
+                    <pic:cNvPr id="14" name="Picture 10"/>
+                    <pic:cNvPicPr>
+                      <a:picLocks noChangeAspect="1"/>
+                    </pic:cNvPicPr>
+                  </pic:nvPicPr>
+                  <pic:blipFill>
+                    <a:blip r:embed="rId17"/>
+                    <a:stretch>
+                      <a:fillRect/>
+                    </a:stretch>
+                  </pic:blipFill>
+                  <pic:spPr>
+                    <a:xfrm>
+                      <a:off x="0" y="0"/>
+                      <a:ext cx="5266690" cy="1112520"/>
+                    </a:xfrm>
+                    <a:prstGeom prst="rect">
+                      <a:avLst/>
+                    </a:prstGeom>
+                    <a:noFill/>
+                    <a:ln>
+                      <a:noFill/>
+                    </a:ln>
+                  </pic:spPr>
+                </pic:pic>
+              </a:graphicData>
+            </a:graphic>
+          </wp:inline>
+        </w:drawing>
+      </w:r>
+    </w:p>
+    <w:p/>
+    <w:p>
+      <w:r>
+        <w:drawing>
+          <wp:inline distT="0" distB="0" distL="114300" distR="114300">
+            <wp:extent cx="5269865" cy="629285"/>
+            <wp:effectExtent l="0" t="0" r="6985" b="18415"/>
+            <wp:docPr id="15" name="Picture 11"/>
+            <wp:cNvGraphicFramePr>
+              <a:graphicFrameLocks xmlns:a="http://schemas.openxmlformats.org/drawingml/2006/main" noChangeAspect="1"/>
+            </wp:cNvGraphicFramePr>
+            <a:graphic xmlns:a="http://schemas.openxmlformats.org/drawingml/2006/main">
+              <a:graphicData uri="http://schemas.openxmlformats.org/drawingml/2006/picture">
+                <pic:pic xmlns:pic="http://schemas.openxmlformats.org/drawingml/2006/picture">
+                  <pic:nvPicPr>
+                    <pic:cNvPr id="15" name="Picture 11"/>
+                    <pic:cNvPicPr>
+                      <a:picLocks noChangeAspect="1"/>
+                    </pic:cNvPicPr>
+                  </pic:nvPicPr>
+                  <pic:blipFill>
+                    <a:blip r:embed="rId18"/>
+                    <a:stretch>
+                      <a:fillRect/>
+                    </a:stretch>
+                  </pic:blipFill>
+                  <pic:spPr>
+                    <a:xfrm>
+                      <a:off x="0" y="0"/>
+                      <a:ext cx="5269865" cy="629285"/>
+                    </a:xfrm>
+                    <a:prstGeom prst="rect">
+                      <a:avLst/>
+                    </a:prstGeom>
+                    <a:noFill/>
+                    <a:ln>
+                      <a:noFill/>
+                    </a:ln>
+                  </pic:spPr>
+                </pic:pic>
+              </a:graphicData>
+            </a:graphic>
+          </wp:inline>
+        </w:drawing>
+      </w:r>
+    </w:p>
+    <w:p/>
+    <w:p/>
+    <w:p>
+      <w:r>
+        <w:drawing>
+          <wp:inline distT="0" distB="0" distL="114300" distR="114300">
+            <wp:extent cx="5269230" cy="1577975"/>
+            <wp:effectExtent l="0" t="0" r="7620" b="3175"/>
+            <wp:docPr id="16" name="Picture 12"/>
+            <wp:cNvGraphicFramePr>
+              <a:graphicFrameLocks xmlns:a="http://schemas.openxmlformats.org/drawingml/2006/main" noChangeAspect="1"/>
+            </wp:cNvGraphicFramePr>
+            <a:graphic xmlns:a="http://schemas.openxmlformats.org/drawingml/2006/main">
+              <a:graphicData uri="http://schemas.openxmlformats.org/drawingml/2006/picture">
+                <pic:pic xmlns:pic="http://schemas.openxmlformats.org/drawingml/2006/picture">
+                  <pic:nvPicPr>
+                    <pic:cNvPr id="16" name="Picture 12"/>
+                    <pic:cNvPicPr>
+                      <a:picLocks noChangeAspect="1"/>
+                    </pic:cNvPicPr>
+                  </pic:nvPicPr>
+                  <pic:blipFill>
+                    <a:blip r:embed="rId19"/>
+                    <a:stretch>
+                      <a:fillRect/>
+                    </a:stretch>
+                  </pic:blipFill>
+                  <pic:spPr>
+                    <a:xfrm>
+                      <a:off x="0" y="0"/>
+                      <a:ext cx="5269230" cy="1577975"/>
+                    </a:xfrm>
+                    <a:prstGeom prst="rect">
+                      <a:avLst/>
+                    </a:prstGeom>
+                    <a:noFill/>
+                    <a:ln>
+                      <a:noFill/>
+                    </a:ln>
+                  </pic:spPr>
+                </pic:pic>
+              </a:graphicData>
+            </a:graphic>
+          </wp:inline>
+        </w:drawing>
+      </w:r>
+    </w:p>
+    <w:p/>
+    <w:p>
+      <w:r>
+        <w:drawing>
+          <wp:inline distT="0" distB="0" distL="114300" distR="114300">
+            <wp:extent cx="5268595" cy="1448435"/>
+            <wp:effectExtent l="0" t="0" r="8255" b="18415"/>
+            <wp:docPr id="17" name="Picture 13"/>
+            <wp:cNvGraphicFramePr>
+              <a:graphicFrameLocks xmlns:a="http://schemas.openxmlformats.org/drawingml/2006/main" noChangeAspect="1"/>
+            </wp:cNvGraphicFramePr>
+            <a:graphic xmlns:a="http://schemas.openxmlformats.org/drawingml/2006/main">
+              <a:graphicData uri="http://schemas.openxmlformats.org/drawingml/2006/picture">
+                <pic:pic xmlns:pic="http://schemas.openxmlformats.org/drawingml/2006/picture">
+                  <pic:nvPicPr>
+                    <pic:cNvPr id="17" name="Picture 13"/>
+                    <pic:cNvPicPr>
+                      <a:picLocks noChangeAspect="1"/>
+                    </pic:cNvPicPr>
+                  </pic:nvPicPr>
+                  <pic:blipFill>
+                    <a:blip r:embed="rId20"/>
+                    <a:stretch>
+                      <a:fillRect/>
+                    </a:stretch>
+                  </pic:blipFill>
+                  <pic:spPr>
+                    <a:xfrm>
+                      <a:off x="0" y="0"/>
+                      <a:ext cx="5268595" cy="1448435"/>
+                    </a:xfrm>
+                    <a:prstGeom prst="rect">
+                      <a:avLst/>
+                    </a:prstGeom>
+                    <a:noFill/>
+                    <a:ln>
+                      <a:noFill/>
+                    </a:ln>
+                  </pic:spPr>
+                </pic:pic>
+              </a:graphicData>
+            </a:graphic>
+          </wp:inline>
+        </w:drawing>
+      </w:r>
+    </w:p>
+    <w:p/>
+    <w:p>
+      <w:r>
+        <w:drawing>
+          <wp:inline distT="0" distB="0" distL="114300" distR="114300">
+            <wp:extent cx="5267325" cy="2555240"/>
+            <wp:effectExtent l="0" t="0" r="9525" b="16510"/>
+            <wp:docPr id="18" name="Picture 14"/>
+            <wp:cNvGraphicFramePr>
+              <a:graphicFrameLocks xmlns:a="http://schemas.openxmlformats.org/drawingml/2006/main" noChangeAspect="1"/>
+            </wp:cNvGraphicFramePr>
+            <a:graphic xmlns:a="http://schemas.openxmlformats.org/drawingml/2006/main">
+              <a:graphicData uri="http://schemas.openxmlformats.org/drawingml/2006/picture">
+                <pic:pic xmlns:pic="http://schemas.openxmlformats.org/drawingml/2006/picture">
+                  <pic:nvPicPr>
+                    <pic:cNvPr id="18" name="Picture 14"/>
+                    <pic:cNvPicPr>
+                      <a:picLocks noChangeAspect="1"/>
+                    </pic:cNvPicPr>
+                  </pic:nvPicPr>
+                  <pic:blipFill>
+                    <a:blip r:embed="rId21"/>
+                    <a:stretch>
+                      <a:fillRect/>
+                    </a:stretch>
+                  </pic:blipFill>
+                  <pic:spPr>
+                    <a:xfrm>
+                      <a:off x="0" y="0"/>
+                      <a:ext cx="5267325" cy="2555240"/>
+                    </a:xfrm>
+                    <a:prstGeom prst="rect">
+                      <a:avLst/>
+                    </a:prstGeom>
+                    <a:noFill/>
+                    <a:ln>
+                      <a:noFill/>
+                    </a:ln>
+                  </pic:spPr>
+                </pic:pic>
+              </a:graphicData>
+            </a:graphic>
+          </wp:inline>
+        </w:drawing>
+      </w:r>
+    </w:p>
+    <w:p/>
+    <w:p>
+      <w:r>
+        <w:drawing>
+          <wp:inline distT="0" distB="0" distL="114300" distR="114300">
+            <wp:extent cx="5271135" cy="3896995"/>
+            <wp:effectExtent l="0" t="0" r="5715" b="8255"/>
+            <wp:docPr id="19" name="Picture 15"/>
+            <wp:cNvGraphicFramePr>
+              <a:graphicFrameLocks xmlns:a="http://schemas.openxmlformats.org/drawingml/2006/main" noChangeAspect="1"/>
+            </wp:cNvGraphicFramePr>
+            <a:graphic xmlns:a="http://schemas.openxmlformats.org/drawingml/2006/main">
+              <a:graphicData uri="http://schemas.openxmlformats.org/drawingml/2006/picture">
+                <pic:pic xmlns:pic="http://schemas.openxmlformats.org/drawingml/2006/picture">
+                  <pic:nvPicPr>
+                    <pic:cNvPr id="19" name="Picture 15"/>
+                    <pic:cNvPicPr>
+                      <a:picLocks noChangeAspect="1"/>
+                    </pic:cNvPicPr>
+                  </pic:nvPicPr>
+                  <pic:blipFill>
+                    <a:blip r:embed="rId22"/>
+                    <a:stretch>
+                      <a:fillRect/>
+                    </a:stretch>
+                  </pic:blipFill>
+                  <pic:spPr>
+                    <a:xfrm>
+                      <a:off x="0" y="0"/>
+                      <a:ext cx="5271135" cy="3896995"/>
+                    </a:xfrm>
+                    <a:prstGeom prst="rect">
+                      <a:avLst/>
+                    </a:prstGeom>
+                    <a:noFill/>
+                    <a:ln>
+                      <a:noFill/>
+                    </a:ln>
+                  </pic:spPr>
+                </pic:pic>
+              </a:graphicData>
+            </a:graphic>
+          </wp:inline>
+        </w:drawing>
+      </w:r>
+    </w:p>
+    <w:p/>
+    <w:p>
+      <w:r>
+        <w:drawing>
+          <wp:inline distT="0" distB="0" distL="114300" distR="114300">
+            <wp:extent cx="5265420" cy="1136650"/>
+            <wp:effectExtent l="0" t="0" r="11430" b="6350"/>
+            <wp:docPr id="20" name="Picture 16"/>
+            <wp:cNvGraphicFramePr>
+              <a:graphicFrameLocks xmlns:a="http://schemas.openxmlformats.org/drawingml/2006/main" noChangeAspect="1"/>
+            </wp:cNvGraphicFramePr>
+            <a:graphic xmlns:a="http://schemas.openxmlformats.org/drawingml/2006/main">
+              <a:graphicData uri="http://schemas.openxmlformats.org/drawingml/2006/picture">
+                <pic:pic xmlns:pic="http://schemas.openxmlformats.org/drawingml/2006/picture">
+                  <pic:nvPicPr>
+                    <pic:cNvPr id="20" name="Picture 16"/>
+                    <pic:cNvPicPr>
+                      <a:picLocks noChangeAspect="1"/>
+                    </pic:cNvPicPr>
+                  </pic:nvPicPr>
+                  <pic:blipFill>
+                    <a:blip r:embed="rId23"/>
+                    <a:stretch>
+                      <a:fillRect/>
+                    </a:stretch>
+                  </pic:blipFill>
+                  <pic:spPr>
+                    <a:xfrm>
+                      <a:off x="0" y="0"/>
+                      <a:ext cx="5265420" cy="1136650"/>
+                    </a:xfrm>
+                    <a:prstGeom prst="rect">
+                      <a:avLst/>
+                    </a:prstGeom>
+                    <a:noFill/>
+                    <a:ln>
+                      <a:noFill/>
+                    </a:ln>
+                  </pic:spPr>
+                </pic:pic>
+              </a:graphicData>
+            </a:graphic>
+          </wp:inline>
+        </w:drawing>
+      </w:r>
+    </w:p>
+    <w:p/>
+    <w:p>
+      <w:r>
+        <w:drawing>
+          <wp:inline distT="0" distB="0" distL="114300" distR="114300">
+            <wp:extent cx="5272405" cy="2366645"/>
+            <wp:effectExtent l="0" t="0" r="4445" b="14605"/>
+            <wp:docPr id="22" name="Picture 18"/>
+            <wp:cNvGraphicFramePr>
+              <a:graphicFrameLocks xmlns:a="http://schemas.openxmlformats.org/drawingml/2006/main" noChangeAspect="1"/>
+            </wp:cNvGraphicFramePr>
+            <a:graphic xmlns:a="http://schemas.openxmlformats.org/drawingml/2006/main">
+              <a:graphicData uri="http://schemas.openxmlformats.org/drawingml/2006/picture">
+                <pic:pic xmlns:pic="http://schemas.openxmlformats.org/drawingml/2006/picture">
+                  <pic:nvPicPr>
+                    <pic:cNvPr id="22" name="Picture 18"/>
+                    <pic:cNvPicPr>
+                      <a:picLocks noChangeAspect="1"/>
+                    </pic:cNvPicPr>
+                  </pic:nvPicPr>
+                  <pic:blipFill>
+                    <a:blip r:embed="rId24"/>
+                    <a:stretch>
+                      <a:fillRect/>
+                    </a:stretch>
+                  </pic:blipFill>
+                  <pic:spPr>
+                    <a:xfrm>
+                      <a:off x="0" y="0"/>
+                      <a:ext cx="5272405" cy="2366645"/>
+                    </a:xfrm>
+                    <a:prstGeom prst="rect">
+                      <a:avLst/>
+                    </a:prstGeom>
+                    <a:noFill/>
+                    <a:ln>
+                      <a:noFill/>
+                    </a:ln>
+                  </pic:spPr>
+                </pic:pic>
+              </a:graphicData>
+            </a:graphic>
+          </wp:inline>
+        </w:drawing>
+      </w:r>
+    </w:p>
+    <w:p/>
+    <w:p>
+      <w:r>
+        <w:drawing>
+          <wp:inline distT="0" distB="0" distL="114300" distR="114300">
+            <wp:extent cx="5267960" cy="450215"/>
+            <wp:effectExtent l="0" t="0" r="8890" b="6985"/>
+            <wp:docPr id="23" name="Picture 19"/>
+            <wp:cNvGraphicFramePr>
+              <a:graphicFrameLocks xmlns:a="http://schemas.openxmlformats.org/drawingml/2006/main" noChangeAspect="1"/>
+            </wp:cNvGraphicFramePr>
+            <a:graphic xmlns:a="http://schemas.openxmlformats.org/drawingml/2006/main">
+              <a:graphicData uri="http://schemas.openxmlformats.org/drawingml/2006/picture">
+                <pic:pic xmlns:pic="http://schemas.openxmlformats.org/drawingml/2006/picture">
+                  <pic:nvPicPr>
+                    <pic:cNvPr id="23" name="Picture 19"/>
+                    <pic:cNvPicPr>
+                      <a:picLocks noChangeAspect="1"/>
+                    </pic:cNvPicPr>
+                  </pic:nvPicPr>
+                  <pic:blipFill>
+                    <a:blip r:embed="rId25"/>
+                    <a:stretch>
+                      <a:fillRect/>
+                    </a:stretch>
+                  </pic:blipFill>
+                  <pic:spPr>
+                    <a:xfrm>
+                      <a:off x="0" y="0"/>
+                      <a:ext cx="5267960" cy="450215"/>
+                    </a:xfrm>
+                    <a:prstGeom prst="rect">
+                      <a:avLst/>
+                    </a:prstGeom>
+                    <a:noFill/>
+                    <a:ln>
+                      <a:noFill/>
+                    </a:ln>
+                  </pic:spPr>
+                </pic:pic>
+              </a:graphicData>
+            </a:graphic>
+          </wp:inline>
+        </w:drawing>
+      </w:r>
+    </w:p>
+    <w:p/>
+    <w:p>
+      <w:r>
+        <w:drawing>
+          <wp:inline distT="0" distB="0" distL="114300" distR="114300">
+            <wp:extent cx="5271135" cy="1806575"/>
+            <wp:effectExtent l="0" t="0" r="5715" b="3175"/>
+            <wp:docPr id="24" name="Picture 20"/>
+            <wp:cNvGraphicFramePr>
+              <a:graphicFrameLocks xmlns:a="http://schemas.openxmlformats.org/drawingml/2006/main" noChangeAspect="1"/>
+            </wp:cNvGraphicFramePr>
+            <a:graphic xmlns:a="http://schemas.openxmlformats.org/drawingml/2006/main">
+              <a:graphicData uri="http://schemas.openxmlformats.org/drawingml/2006/picture">
+                <pic:pic xmlns:pic="http://schemas.openxmlformats.org/drawingml/2006/picture">
+                  <pic:nvPicPr>
+                    <pic:cNvPr id="24" name="Picture 20"/>
+                    <pic:cNvPicPr>
+                      <a:picLocks noChangeAspect="1"/>
+                    </pic:cNvPicPr>
+                  </pic:nvPicPr>
+                  <pic:blipFill>
+                    <a:blip r:embed="rId26"/>
+                    <a:stretch>
+                      <a:fillRect/>
+                    </a:stretch>
+                  </pic:blipFill>
+                  <pic:spPr>
+                    <a:xfrm>
+                      <a:off x="0" y="0"/>
+                      <a:ext cx="5271135" cy="1806575"/>
+                    </a:xfrm>
+                    <a:prstGeom prst="rect">
+                      <a:avLst/>
+                    </a:prstGeom>
+                    <a:noFill/>
+                    <a:ln>
+                      <a:noFill/>
+                    </a:ln>
+                  </pic:spPr>
+                </pic:pic>
+              </a:graphicData>
+            </a:graphic>
+          </wp:inline>
+        </w:drawing>
+      </w:r>
+    </w:p>
+    <w:p/>
+    <w:p>
+      <w:r>
+        <w:drawing>
+          <wp:inline distT="0" distB="0" distL="114300" distR="114300">
+            <wp:extent cx="5269865" cy="1863725"/>
+            <wp:effectExtent l="0" t="0" r="6985" b="3175"/>
+            <wp:docPr id="25" name="Picture 21"/>
+            <wp:cNvGraphicFramePr>
+              <a:graphicFrameLocks xmlns:a="http://schemas.openxmlformats.org/drawingml/2006/main" noChangeAspect="1"/>
+            </wp:cNvGraphicFramePr>
+            <a:graphic xmlns:a="http://schemas.openxmlformats.org/drawingml/2006/main">
+              <a:graphicData uri="http://schemas.openxmlformats.org/drawingml/2006/picture">
+                <pic:pic xmlns:pic="http://schemas.openxmlformats.org/drawingml/2006/picture">
+                  <pic:nvPicPr>
+                    <pic:cNvPr id="25" name="Picture 21"/>
+                    <pic:cNvPicPr>
+                      <a:picLocks noChangeAspect="1"/>
+                    </pic:cNvPicPr>
+                  </pic:nvPicPr>
+                  <pic:blipFill>
+                    <a:blip r:embed="rId27"/>
+                    <a:stretch>
+                      <a:fillRect/>
+                    </a:stretch>
+                  </pic:blipFill>
+                  <pic:spPr>
+                    <a:xfrm>
+                      <a:off x="0" y="0"/>
+                      <a:ext cx="5269865" cy="1863725"/>
+                    </a:xfrm>
+                    <a:prstGeom prst="rect">
+                      <a:avLst/>
+                    </a:prstGeom>
+                    <a:noFill/>
+                    <a:ln>
+                      <a:noFill/>
+                    </a:ln>
+                  </pic:spPr>
+                </pic:pic>
+              </a:graphicData>
+            </a:graphic>
+          </wp:inline>
+        </w:drawing>
+      </w:r>
+    </w:p>
+    <w:p/>
+    <w:p/>
+    <w:p>
+      <w:r>
+        <w:drawing>
+          <wp:inline distT="0" distB="0" distL="114300" distR="114300">
+            <wp:extent cx="5269230" cy="3417570"/>
+            <wp:effectExtent l="0" t="0" r="7620" b="11430"/>
+            <wp:docPr id="26" name="Picture 22"/>
+            <wp:cNvGraphicFramePr>
+              <a:graphicFrameLocks xmlns:a="http://schemas.openxmlformats.org/drawingml/2006/main" noChangeAspect="1"/>
+            </wp:cNvGraphicFramePr>
+            <a:graphic xmlns:a="http://schemas.openxmlformats.org/drawingml/2006/main">
+              <a:graphicData uri="http://schemas.openxmlformats.org/drawingml/2006/picture">
+                <pic:pic xmlns:pic="http://schemas.openxmlformats.org/drawingml/2006/picture">
+                  <pic:nvPicPr>
+                    <pic:cNvPr id="26" name="Picture 22"/>
+                    <pic:cNvPicPr>
+                      <a:picLocks noChangeAspect="1"/>
+                    </pic:cNvPicPr>
+                  </pic:nvPicPr>
+                  <pic:blipFill>
+                    <a:blip r:embed="rId28"/>
+                    <a:stretch>
+                      <a:fillRect/>
+                    </a:stretch>
+                  </pic:blipFill>
+                  <pic:spPr>
+                    <a:xfrm>
+                      <a:off x="0" y="0"/>
+                      <a:ext cx="5269230" cy="3417570"/>
+                    </a:xfrm>
+                    <a:prstGeom prst="rect">
+                      <a:avLst/>
+                    </a:prstGeom>
+                    <a:noFill/>
+                    <a:ln>
+                      <a:noFill/>
+                    </a:ln>
+                  </pic:spPr>
+                </pic:pic>
+              </a:graphicData>
+            </a:graphic>
+          </wp:inline>
+        </w:drawing>
+      </w:r>
+    </w:p>
+    <w:p/>
+    <w:p>
+      <w:r>
+        <w:drawing>
+          <wp:inline distT="0" distB="0" distL="114300" distR="114300">
+            <wp:extent cx="5273040" cy="3274695"/>
+            <wp:effectExtent l="0" t="0" r="3810" b="1905"/>
+            <wp:docPr id="27" name="Picture 23"/>
+            <wp:cNvGraphicFramePr>
+              <a:graphicFrameLocks xmlns:a="http://schemas.openxmlformats.org/drawingml/2006/main" noChangeAspect="1"/>
+            </wp:cNvGraphicFramePr>
+            <a:graphic xmlns:a="http://schemas.openxmlformats.org/drawingml/2006/main">
+              <a:graphicData uri="http://schemas.openxmlformats.org/drawingml/2006/picture">
+                <pic:pic xmlns:pic="http://schemas.openxmlformats.org/drawingml/2006/picture">
+                  <pic:nvPicPr>
+                    <pic:cNvPr id="27" name="Picture 23"/>
+                    <pic:cNvPicPr>
+                      <a:picLocks noChangeAspect="1"/>
+                    </pic:cNvPicPr>
+                  </pic:nvPicPr>
+                  <pic:blipFill>
+                    <a:blip r:embed="rId29"/>
+                    <a:stretch>
+                      <a:fillRect/>
+                    </a:stretch>
+                  </pic:blipFill>
+                  <pic:spPr>
+                    <a:xfrm>
+                      <a:off x="0" y="0"/>
+                      <a:ext cx="5273040" cy="3274695"/>
+                    </a:xfrm>
+                    <a:prstGeom prst="rect">
+                      <a:avLst/>
+                    </a:prstGeom>
+                    <a:noFill/>
+                    <a:ln>
+                      <a:noFill/>
+                    </a:ln>
+                  </pic:spPr>
+                </pic:pic>
+              </a:graphicData>
+            </a:graphic>
+          </wp:inline>
+        </w:drawing>
+      </w:r>
+    </w:p>
+    <w:p/>
+    <w:p>
+      <w:r>
+        <w:drawing>
+          <wp:inline distT="0" distB="0" distL="114300" distR="114300">
+            <wp:extent cx="5269865" cy="2429510"/>
+            <wp:effectExtent l="0" t="0" r="6985" b="8890"/>
+            <wp:docPr id="28" name="Picture 24"/>
+            <wp:cNvGraphicFramePr>
+              <a:graphicFrameLocks xmlns:a="http://schemas.openxmlformats.org/drawingml/2006/main" noChangeAspect="1"/>
+            </wp:cNvGraphicFramePr>
+            <a:graphic xmlns:a="http://schemas.openxmlformats.org/drawingml/2006/main">
+              <a:graphicData uri="http://schemas.openxmlformats.org/drawingml/2006/picture">
+                <pic:pic xmlns:pic="http://schemas.openxmlformats.org/drawingml/2006/picture">
+                  <pic:nvPicPr>
+                    <pic:cNvPr id="28" name="Picture 24"/>
+                    <pic:cNvPicPr>
+                      <a:picLocks noChangeAspect="1"/>
+                    </pic:cNvPicPr>
+                  </pic:nvPicPr>
+                  <pic:blipFill>
+                    <a:blip r:embed="rId30"/>
+                    <a:stretch>
+                      <a:fillRect/>
+                    </a:stretch>
+                  </pic:blipFill>
+                  <pic:spPr>
+                    <a:xfrm>
+                      <a:off x="0" y="0"/>
+                      <a:ext cx="5269865" cy="2429510"/>
+                    </a:xfrm>
+                    <a:prstGeom prst="rect">
+                      <a:avLst/>
+                    </a:prstGeom>
+                    <a:noFill/>
+                    <a:ln>
+                      <a:noFill/>
+                    </a:ln>
+                  </pic:spPr>
+                </pic:pic>
+              </a:graphicData>
+            </a:graphic>
+          </wp:inline>
+        </w:drawing>
+      </w:r>
+    </w:p>
+    <w:p/>
+    <w:p>
+      <w:r>
+        <w:drawing>
+          <wp:inline distT="0" distB="0" distL="114300" distR="114300">
+            <wp:extent cx="5271135" cy="2105660"/>
+            <wp:effectExtent l="0" t="0" r="5715" b="8890"/>
+            <wp:docPr id="29" name="Picture 25"/>
+            <wp:cNvGraphicFramePr>
+              <a:graphicFrameLocks xmlns:a="http://schemas.openxmlformats.org/drawingml/2006/main" noChangeAspect="1"/>
+            </wp:cNvGraphicFramePr>
+            <a:graphic xmlns:a="http://schemas.openxmlformats.org/drawingml/2006/main">
+              <a:graphicData uri="http://schemas.openxmlformats.org/drawingml/2006/picture">
+                <pic:pic xmlns:pic="http://schemas.openxmlformats.org/drawingml/2006/picture">
+                  <pic:nvPicPr>
+                    <pic:cNvPr id="29" name="Picture 25"/>
+                    <pic:cNvPicPr>
+                      <a:picLocks noChangeAspect="1"/>
+                    </pic:cNvPicPr>
+                  </pic:nvPicPr>
+                  <pic:blipFill>
+                    <a:blip r:embed="rId31"/>
+                    <a:stretch>
+                      <a:fillRect/>
+                    </a:stretch>
+                  </pic:blipFill>
+                  <pic:spPr>
+                    <a:xfrm>
+                      <a:off x="0" y="0"/>
+                      <a:ext cx="5271135" cy="2105660"/>
+                    </a:xfrm>
+                    <a:prstGeom prst="rect">
+                      <a:avLst/>
+                    </a:prstGeom>
+                    <a:noFill/>
+                    <a:ln>
+                      <a:noFill/>
+                    </a:ln>
+                  </pic:spPr>
+                </pic:pic>
+              </a:graphicData>
+            </a:graphic>
+          </wp:inline>
+        </w:drawing>
+      </w:r>
+    </w:p>
+    <w:p/>
+    <w:p>
+      <w:r>
+        <w:drawing>
+          <wp:inline distT="0" distB="0" distL="114300" distR="114300">
+            <wp:extent cx="5269230" cy="1102995"/>
+            <wp:effectExtent l="0" t="0" r="7620" b="1905"/>
+            <wp:docPr id="31" name="Picture 27"/>
+            <wp:cNvGraphicFramePr>
+              <a:graphicFrameLocks xmlns:a="http://schemas.openxmlformats.org/drawingml/2006/main" noChangeAspect="1"/>
+            </wp:cNvGraphicFramePr>
+            <a:graphic xmlns:a="http://schemas.openxmlformats.org/drawingml/2006/main">
+              <a:graphicData uri="http://schemas.openxmlformats.org/drawingml/2006/picture">
+                <pic:pic xmlns:pic="http://schemas.openxmlformats.org/drawingml/2006/picture">
+                  <pic:nvPicPr>
+                    <pic:cNvPr id="31" name="Picture 27"/>
+                    <pic:cNvPicPr>
+                      <a:picLocks noChangeAspect="1"/>
+                    </pic:cNvPicPr>
+                  </pic:nvPicPr>
+                  <pic:blipFill>
+                    <a:blip r:embed="rId32"/>
+                    <a:stretch>
+                      <a:fillRect/>
+                    </a:stretch>
+                  </pic:blipFill>
+                  <pic:spPr>
+                    <a:xfrm>
+                      <a:off x="0" y="0"/>
+                      <a:ext cx="5269230" cy="1102995"/>
+                    </a:xfrm>
+                    <a:prstGeom prst="rect">
+                      <a:avLst/>
+                    </a:prstGeom>
+                    <a:noFill/>
+                    <a:ln>
+                      <a:noFill/>
+                    </a:ln>
+                  </pic:spPr>
+                </pic:pic>
+              </a:graphicData>
+            </a:graphic>
+          </wp:inline>
+        </w:drawing>
+      </w:r>
+    </w:p>
+    <w:p/>
+    <w:p>
+      <w:r>
+        <w:drawing>
+          <wp:inline distT="0" distB="0" distL="114300" distR="114300">
+            <wp:extent cx="5269230" cy="516255"/>
+            <wp:effectExtent l="0" t="0" r="7620" b="17145"/>
+            <wp:docPr id="36" name="Picture 32"/>
+            <wp:cNvGraphicFramePr>
+              <a:graphicFrameLocks xmlns:a="http://schemas.openxmlformats.org/drawingml/2006/main" noChangeAspect="1"/>
+            </wp:cNvGraphicFramePr>
+            <a:graphic xmlns:a="http://schemas.openxmlformats.org/drawingml/2006/main">
+              <a:graphicData uri="http://schemas.openxmlformats.org/drawingml/2006/picture">
+                <pic:pic xmlns:pic="http://schemas.openxmlformats.org/drawingml/2006/picture">
+                  <pic:nvPicPr>
+                    <pic:cNvPr id="36" name="Picture 32"/>
+                    <pic:cNvPicPr>
+                      <a:picLocks noChangeAspect="1"/>
+                    </pic:cNvPicPr>
+                  </pic:nvPicPr>
+                  <pic:blipFill>
+                    <a:blip r:embed="rId33"/>
+                    <a:stretch>
+                      <a:fillRect/>
+                    </a:stretch>
+                  </pic:blipFill>
+                  <pic:spPr>
+                    <a:xfrm>
+                      <a:off x="0" y="0"/>
+                      <a:ext cx="5269230" cy="516255"/>
+                    </a:xfrm>
+                    <a:prstGeom prst="rect">
+                      <a:avLst/>
+                    </a:prstGeom>
+                    <a:noFill/>
+                    <a:ln>
+                      <a:noFill/>
+                    </a:ln>
+                  </pic:spPr>
+                </pic:pic>
+              </a:graphicData>
+            </a:graphic>
+          </wp:inline>
+        </w:drawing>
+      </w:r>
+    </w:p>
+    <w:p/>
+    <w:p/>
+    <w:p>
+      <w:r>
+        <w:drawing>
+          <wp:inline distT="0" distB="0" distL="114300" distR="114300">
+            <wp:extent cx="5268595" cy="1212850"/>
+            <wp:effectExtent l="0" t="0" r="8255" b="6350"/>
+            <wp:docPr id="32" name="Picture 28"/>
+            <wp:cNvGraphicFramePr>
+              <a:graphicFrameLocks xmlns:a="http://schemas.openxmlformats.org/drawingml/2006/main" noChangeAspect="1"/>
+            </wp:cNvGraphicFramePr>
+            <a:graphic xmlns:a="http://schemas.openxmlformats.org/drawingml/2006/main">
+              <a:graphicData uri="http://schemas.openxmlformats.org/drawingml/2006/picture">
+                <pic:pic xmlns:pic="http://schemas.openxmlformats.org/drawingml/2006/picture">
+                  <pic:nvPicPr>
+                    <pic:cNvPr id="32" name="Picture 28"/>
+                    <pic:cNvPicPr>
+                      <a:picLocks noChangeAspect="1"/>
+                    </pic:cNvPicPr>
+                  </pic:nvPicPr>
+                  <pic:blipFill>
+                    <a:blip r:embed="rId34"/>
+                    <a:stretch>
+                      <a:fillRect/>
+                    </a:stretch>
+                  </pic:blipFill>
+                  <pic:spPr>
+                    <a:xfrm>
+                      <a:off x="0" y="0"/>
+                      <a:ext cx="5268595" cy="1212850"/>
+                    </a:xfrm>
+                    <a:prstGeom prst="rect">
+                      <a:avLst/>
+                    </a:prstGeom>
+                    <a:noFill/>
+                    <a:ln>
+                      <a:noFill/>
+                    </a:ln>
+                  </pic:spPr>
+                </pic:pic>
+              </a:graphicData>
+            </a:graphic>
+          </wp:inline>
+        </w:drawing>
+      </w:r>
+    </w:p>
+    <w:p/>
+    <w:p/>
+    <w:p/>
+    <w:p>
+      <w:r>
+        <w:drawing>
+          <wp:inline distT="0" distB="0" distL="114300" distR="114300">
+            <wp:extent cx="5267960" cy="1242695"/>
+            <wp:effectExtent l="0" t="0" r="8890" b="14605"/>
+            <wp:docPr id="33" name="Picture 29"/>
+            <wp:cNvGraphicFramePr>
+              <a:graphicFrameLocks xmlns:a="http://schemas.openxmlformats.org/drawingml/2006/main" noChangeAspect="1"/>
+            </wp:cNvGraphicFramePr>
+            <a:graphic xmlns:a="http://schemas.openxmlformats.org/drawingml/2006/main">
+              <a:graphicData uri="http://schemas.openxmlformats.org/drawingml/2006/picture">
+                <pic:pic xmlns:pic="http://schemas.openxmlformats.org/drawingml/2006/picture">
+                  <pic:nvPicPr>
+                    <pic:cNvPr id="33" name="Picture 29"/>
+                    <pic:cNvPicPr>
+                      <a:picLocks noChangeAspect="1"/>
+                    </pic:cNvPicPr>
+                  </pic:nvPicPr>
+                  <pic:blipFill>
+                    <a:blip r:embed="rId35"/>
+                    <a:stretch>
+                      <a:fillRect/>
+                    </a:stretch>
+                  </pic:blipFill>
+                  <pic:spPr>
+                    <a:xfrm>
+                      <a:off x="0" y="0"/>
+                      <a:ext cx="5267960" cy="1242695"/>
+                    </a:xfrm>
+                    <a:prstGeom prst="rect">
+                      <a:avLst/>
+                    </a:prstGeom>
+                    <a:noFill/>
+                    <a:ln>
+                      <a:noFill/>
+                    </a:ln>
+                  </pic:spPr>
+                </pic:pic>
+              </a:graphicData>
+            </a:graphic>
+          </wp:inline>
+        </w:drawing>
+      </w:r>
+    </w:p>
+    <w:p/>
+    <w:p>
+      <w:r>
+        <w:drawing>
+          <wp:inline distT="0" distB="0" distL="114300" distR="114300">
+            <wp:extent cx="4286250" cy="1943100"/>
+            <wp:effectExtent l="0" t="0" r="0" b="0"/>
+            <wp:docPr id="34" name="Picture 30"/>
+            <wp:cNvGraphicFramePr>
+              <a:graphicFrameLocks xmlns:a="http://schemas.openxmlformats.org/drawingml/2006/main" noChangeAspect="1"/>
+            </wp:cNvGraphicFramePr>
+            <a:graphic xmlns:a="http://schemas.openxmlformats.org/drawingml/2006/main">
+              <a:graphicData uri="http://schemas.openxmlformats.org/drawingml/2006/picture">
+                <pic:pic xmlns:pic="http://schemas.openxmlformats.org/drawingml/2006/picture">
+                  <pic:nvPicPr>
+                    <pic:cNvPr id="34" name="Picture 30"/>
+                    <pic:cNvPicPr>
+                      <a:picLocks noChangeAspect="1"/>
+                    </pic:cNvPicPr>
+                  </pic:nvPicPr>
+                  <pic:blipFill>
+                    <a:blip r:embed="rId36"/>
+                    <a:stretch>
+                      <a:fillRect/>
+                    </a:stretch>
+                  </pic:blipFill>
+                  <pic:spPr>
+                    <a:xfrm>
+                      <a:off x="0" y="0"/>
+                      <a:ext cx="4286250" cy="1943100"/>
+                    </a:xfrm>
+                    <a:prstGeom prst="rect">
+                      <a:avLst/>
+                    </a:prstGeom>
+                    <a:noFill/>
+                    <a:ln>
+                      <a:noFill/>
+                    </a:ln>
+                  </pic:spPr>
+                </pic:pic>
+              </a:graphicData>
+            </a:graphic>
+          </wp:inline>
+        </w:drawing>
+      </w:r>
+    </w:p>
+    <w:p/>
+    <w:p>
+      <w:r>
+        <w:drawing>
+          <wp:inline distT="0" distB="0" distL="114300" distR="114300">
+            <wp:extent cx="5274310" cy="851535"/>
+            <wp:effectExtent l="0" t="0" r="2540" b="5715"/>
+            <wp:docPr id="35" name="Picture 31"/>
+            <wp:cNvGraphicFramePr>
+              <a:graphicFrameLocks xmlns:a="http://schemas.openxmlformats.org/drawingml/2006/main" noChangeAspect="1"/>
+            </wp:cNvGraphicFramePr>
+            <a:graphic xmlns:a="http://schemas.openxmlformats.org/drawingml/2006/main">
+              <a:graphicData uri="http://schemas.openxmlformats.org/drawingml/2006/picture">
+                <pic:pic xmlns:pic="http://schemas.openxmlformats.org/drawingml/2006/picture">
+                  <pic:nvPicPr>
+                    <pic:cNvPr id="35" name="Picture 31"/>
+                    <pic:cNvPicPr>
+                      <a:picLocks noChangeAspect="1"/>
+                    </pic:cNvPicPr>
+                  </pic:nvPicPr>
+                  <pic:blipFill>
+                    <a:blip r:embed="rId37"/>
+                    <a:stretch>
+                      <a:fillRect/>
+                    </a:stretch>
+                  </pic:blipFill>
+                  <pic:spPr>
+                    <a:xfrm>
+                      <a:off x="0" y="0"/>
+                      <a:ext cx="5274310" cy="851535"/>
+                    </a:xfrm>
+                    <a:prstGeom prst="rect">
+                      <a:avLst/>
+                    </a:prstGeom>
+                    <a:noFill/>
+                    <a:ln>
+                      <a:noFill/>
+                    </a:ln>
+                  </pic:spPr>
+                </pic:pic>
+              </a:graphicData>
+            </a:graphic>
+          </wp:inline>
+        </w:drawing>
+      </w:r>
+    </w:p>
+    <w:p/>
+    <w:p/>
+    <w:p>
+      <w:r>
+        <w:drawing>
+          <wp:inline distT="0" distB="0" distL="114300" distR="114300">
+            <wp:extent cx="5269865" cy="1722755"/>
+            <wp:effectExtent l="0" t="0" r="6985" b="10795"/>
+            <wp:docPr id="37" name="Picture 33"/>
+            <wp:cNvGraphicFramePr>
+              <a:graphicFrameLocks xmlns:a="http://schemas.openxmlformats.org/drawingml/2006/main" noChangeAspect="1"/>
+            </wp:cNvGraphicFramePr>
+            <a:graphic xmlns:a="http://schemas.openxmlformats.org/drawingml/2006/main">
+              <a:graphicData uri="http://schemas.openxmlformats.org/drawingml/2006/picture">
+                <pic:pic xmlns:pic="http://schemas.openxmlformats.org/drawingml/2006/picture">
+                  <pic:nvPicPr>
+                    <pic:cNvPr id="37" name="Picture 33"/>
+                    <pic:cNvPicPr>
+                      <a:picLocks noChangeAspect="1"/>
+                    </pic:cNvPicPr>
+                  </pic:nvPicPr>
+                  <pic:blipFill>
+                    <a:blip r:embed="rId38"/>
+                    <a:stretch>
+                      <a:fillRect/>
+                    </a:stretch>
+                  </pic:blipFill>
+                  <pic:spPr>
+                    <a:xfrm>
+                      <a:off x="0" y="0"/>
+                      <a:ext cx="5269865" cy="1722755"/>
+                    </a:xfrm>
+                    <a:prstGeom prst="rect">
+                      <a:avLst/>
+                    </a:prstGeom>
+                    <a:noFill/>
+                    <a:ln>
+                      <a:noFill/>
+                    </a:ln>
+                  </pic:spPr>
+                </pic:pic>
+              </a:graphicData>
+            </a:graphic>
+          </wp:inline>
+        </w:drawing>
+      </w:r>
+    </w:p>
+    <w:p/>
+    <w:p>
+      <w:r>
+        <w:drawing>
+          <wp:inline distT="0" distB="0" distL="114300" distR="114300">
+            <wp:extent cx="5269865" cy="838835"/>
+            <wp:effectExtent l="0" t="0" r="6985" b="18415"/>
+            <wp:docPr id="38" name="Picture 34"/>
+            <wp:cNvGraphicFramePr>
+              <a:graphicFrameLocks xmlns:a="http://schemas.openxmlformats.org/drawingml/2006/main" noChangeAspect="1"/>
+            </wp:cNvGraphicFramePr>
+            <a:graphic xmlns:a="http://schemas.openxmlformats.org/drawingml/2006/main">
+              <a:graphicData uri="http://schemas.openxmlformats.org/drawingml/2006/picture">
+                <pic:pic xmlns:pic="http://schemas.openxmlformats.org/drawingml/2006/picture">
+                  <pic:nvPicPr>
+                    <pic:cNvPr id="38" name="Picture 34"/>
+                    <pic:cNvPicPr>
+                      <a:picLocks noChangeAspect="1"/>
+                    </pic:cNvPicPr>
+                  </pic:nvPicPr>
+                  <pic:blipFill>
+                    <a:blip r:embed="rId39"/>
+                    <a:stretch>
+                      <a:fillRect/>
+                    </a:stretch>
+                  </pic:blipFill>
+                  <pic:spPr>
+                    <a:xfrm>
+                      <a:off x="0" y="0"/>
+                      <a:ext cx="5269865" cy="838835"/>
+                    </a:xfrm>
+                    <a:prstGeom prst="rect">
+                      <a:avLst/>
+                    </a:prstGeom>
+                    <a:noFill/>
+                    <a:ln>
+                      <a:noFill/>
+                    </a:ln>
+                  </pic:spPr>
+                </pic:pic>
+              </a:graphicData>
+            </a:graphic>
+          </wp:inline>
+        </w:drawing>
+      </w:r>
+    </w:p>
+    <w:p/>
+    <w:p>
+      <w:r>
+        <w:drawing>
+          <wp:inline distT="0" distB="0" distL="114300" distR="114300">
+            <wp:extent cx="5266690" cy="1629410"/>
+            <wp:effectExtent l="0" t="0" r="10160" b="8890"/>
+            <wp:docPr id="39" name="Picture 35"/>
+            <wp:cNvGraphicFramePr>
+              <a:graphicFrameLocks xmlns:a="http://schemas.openxmlformats.org/drawingml/2006/main" noChangeAspect="1"/>
+            </wp:cNvGraphicFramePr>
+            <a:graphic xmlns:a="http://schemas.openxmlformats.org/drawingml/2006/main">
+              <a:graphicData uri="http://schemas.openxmlformats.org/drawingml/2006/picture">
+                <pic:pic xmlns:pic="http://schemas.openxmlformats.org/drawingml/2006/picture">
+                  <pic:nvPicPr>
+                    <pic:cNvPr id="39" name="Picture 35"/>
+                    <pic:cNvPicPr>
+                      <a:picLocks noChangeAspect="1"/>
+                    </pic:cNvPicPr>
+                  </pic:nvPicPr>
+                  <pic:blipFill>
+                    <a:blip r:embed="rId40"/>
+                    <a:stretch>
+                      <a:fillRect/>
+                    </a:stretch>
+                  </pic:blipFill>
+                  <pic:spPr>
+                    <a:xfrm>
+                      <a:off x="0" y="0"/>
+                      <a:ext cx="5266690" cy="1629410"/>
+                    </a:xfrm>
+                    <a:prstGeom prst="rect">
+                      <a:avLst/>
+                    </a:prstGeom>
+                    <a:noFill/>
+                    <a:ln>
+                      <a:noFill/>
+                    </a:ln>
+                  </pic:spPr>
+                </pic:pic>
+              </a:graphicData>
+            </a:graphic>
+          </wp:inline>
+        </w:drawing>
+      </w:r>
+    </w:p>
+    <w:p/>
+    <w:p>
+      <w:r>
+        <w:drawing>
+          <wp:inline distT="0" distB="0" distL="114300" distR="114300">
+            <wp:extent cx="5273675" cy="1228725"/>
+            <wp:effectExtent l="0" t="0" r="3175" b="9525"/>
+            <wp:docPr id="40" name="Picture 36"/>
+            <wp:cNvGraphicFramePr>
+              <a:graphicFrameLocks xmlns:a="http://schemas.openxmlformats.org/drawingml/2006/main" noChangeAspect="1"/>
+            </wp:cNvGraphicFramePr>
+            <a:graphic xmlns:a="http://schemas.openxmlformats.org/drawingml/2006/main">
+              <a:graphicData uri="http://schemas.openxmlformats.org/drawingml/2006/picture">
+                <pic:pic xmlns:pic="http://schemas.openxmlformats.org/drawingml/2006/picture">
+                  <pic:nvPicPr>
+                    <pic:cNvPr id="40" name="Picture 36"/>
+                    <pic:cNvPicPr>
+                      <a:picLocks noChangeAspect="1"/>
+                    </pic:cNvPicPr>
+                  </pic:nvPicPr>
+                  <pic:blipFill>
+                    <a:blip r:embed="rId41"/>
+                    <a:stretch>
+                      <a:fillRect/>
+                    </a:stretch>
+                  </pic:blipFill>
+                  <pic:spPr>
+                    <a:xfrm>
+                      <a:off x="0" y="0"/>
+                      <a:ext cx="5273675" cy="1228725"/>
+                    </a:xfrm>
+                    <a:prstGeom prst="rect">
+                      <a:avLst/>
+                    </a:prstGeom>
+                    <a:noFill/>
+                    <a:ln>
+                      <a:noFill/>
+                    </a:ln>
+                  </pic:spPr>
+                </pic:pic>
+              </a:graphicData>
+            </a:graphic>
+          </wp:inline>
+        </w:drawing>
+      </w:r>
+    </w:p>
+    <w:p/>
+    <w:p>
+      <w:bookmarkStart w:id="0" w:name="_GoBack"/>
+      <w:bookmarkEnd w:id="0"/>
+    </w:p>
+    <w:p/>
+    <w:p/>
+    <w:p/>
+    <w:p/>
+    <w:p/>
     <w:p>
       <w:pPr>
         <w:rPr>
@@ -327,8 +1970,6 @@
           <w:lang w:val="en-US"/>
         </w:rPr>
       </w:pPr>
-      <w:bookmarkStart w:id="0" w:name="_GoBack"/>
-      <w:bookmarkEnd w:id="0"/>
     </w:p>
     <w:sectPr>
       <w:pgSz w:w="11906" w:h="16838"/>
@@ -416,7 +2057,7 @@
     <w:lsdException w:qFormat="1" w:unhideWhenUsed="0" w:uiPriority="0" w:semiHidden="0" w:name="Title"/>
     <w:lsdException w:unhideWhenUsed="0" w:uiPriority="0" w:semiHidden="0" w:name="Closing"/>
     <w:lsdException w:unhideWhenUsed="0" w:uiPriority="0" w:semiHidden="0" w:name="Signature"/>
-    <w:lsdException w:unhideWhenUsed="0" w:uiPriority="0" w:name="Default Paragraph Font"/>
+    <w:lsdException w:qFormat="1" w:unhideWhenUsed="0" w:uiPriority="0" w:name="Default Paragraph Font"/>
     <w:lsdException w:unhideWhenUsed="0" w:uiPriority="0" w:semiHidden="0" w:name="Body Text"/>
     <w:lsdException w:unhideWhenUsed="0" w:uiPriority="0" w:semiHidden="0" w:name="Body Text Indent"/>
     <w:lsdException w:unhideWhenUsed="0" w:uiPriority="0" w:semiHidden="0" w:name="List Continue"/>
@@ -454,7 +2095,7 @@
     <w:lsdException w:unhideWhenUsed="0" w:uiPriority="0" w:semiHidden="0" w:name="HTML Sample"/>
     <w:lsdException w:unhideWhenUsed="0" w:uiPriority="0" w:semiHidden="0" w:name="HTML Typewriter"/>
     <w:lsdException w:unhideWhenUsed="0" w:uiPriority="0" w:semiHidden="0" w:name="HTML Variable"/>
-    <w:lsdException w:unhideWhenUsed="0" w:uiPriority="0" w:name="Normal Table"/>
+    <w:lsdException w:qFormat="1" w:unhideWhenUsed="0" w:uiPriority="0" w:name="Normal Table"/>
     <w:lsdException w:unhideWhenUsed="0" w:uiPriority="0" w:semiHidden="0" w:name="annotation subject"/>
     <w:lsdException w:unhideWhenUsed="0" w:uiPriority="0" w:semiHidden="0" w:name="Table Simple 1"/>
     <w:lsdException w:unhideWhenUsed="0" w:uiPriority="0" w:semiHidden="0" w:name="Table Simple 2"/>
@@ -612,11 +2253,13 @@
   <w:style w:type="character" w:default="1" w:styleId="2">
     <w:name w:val="Default Paragraph Font"/>
     <w:semiHidden/>
+    <w:qFormat/>
     <w:uiPriority w:val="0"/>
   </w:style>
   <w:style w:type="table" w:default="1" w:styleId="3">
     <w:name w:val="Normal Table"/>
     <w:semiHidden/>
+    <w:qFormat/>
     <w:uiPriority w:val="0"/>
     <w:tblPr>
       <w:tblCellMar>
